--- a/Doucmention.docx
+++ b/Doucmention.docx
@@ -869,7 +869,7 @@
                 <w:rFonts w:cs="Times New Roman"/>
                 <w:bCs/>
               </w:rPr>
-              <w:t>Saugat</w:t>
+              <w:t>Khagaraj</w:t>
             </w:r>
             <w:proofErr w:type="spellEnd"/>
             <w:r>
@@ -877,7 +877,7 @@
                 <w:rFonts w:cs="Times New Roman"/>
                 <w:bCs/>
               </w:rPr>
-              <w:t xml:space="preserve"> </w:t>
+              <w:t xml:space="preserve"> Poudel</w:t>
             </w:r>
           </w:p>
         </w:tc>
@@ -953,7 +953,21 @@
               <w:rPr>
                 <w:rFonts w:cs="Times New Roman"/>
               </w:rPr>
-              <w:t>2019-00-00-0000</w:t>
+              <w:t>20</w:t>
+            </w:r>
+            <w:r>
+              <w:rPr>
+                <w:rFonts w:cs="Times New Roman"/>
+              </w:rPr>
+              <w:t>25-1-53-</w:t>
+            </w:r>
+            <w:bookmarkStart w:id="3" w:name="_GoBack"/>
+            <w:bookmarkEnd w:id="3"/>
+            <w:r>
+              <w:rPr>
+                <w:rFonts w:cs="Times New Roman"/>
+              </w:rPr>
+              <w:t>0327</w:t>
             </w:r>
           </w:p>
         </w:tc>
@@ -2382,8 +2396,8 @@
           </w14:textOutline>
         </w:rPr>
       </w:pPr>
-      <w:bookmarkStart w:id="3" w:name="_Toc229568080"/>
-      <w:bookmarkStart w:id="4" w:name="_Toc229568102"/>
+      <w:bookmarkStart w:id="4" w:name="_Toc229568080"/>
+      <w:bookmarkStart w:id="5" w:name="_Toc229568102"/>
       <w:r>
         <w:rPr>
           <w:rFonts w:ascii="Times New Roman" w:hAnsi="Times New Roman" w:cs="Times New Roman"/>
@@ -2439,15 +2453,15 @@
         </w:rPr>
         <w:t>troduction</w:t>
       </w:r>
-      <w:bookmarkEnd w:id="3"/>
       <w:bookmarkEnd w:id="4"/>
+      <w:bookmarkEnd w:id="5"/>
     </w:p>
     <w:p>
       <w:pPr>
         <w:spacing w:after="0" w:line="360" w:lineRule="auto"/>
         <w:jc w:val="both"/>
       </w:pPr>
-      <w:bookmarkStart w:id="5" w:name="_Hlk229566869"/>
+      <w:bookmarkStart w:id="6" w:name="_Hlk229566869"/>
       <w:r>
         <w:t>A</w:t>
       </w:r>
@@ -2578,8 +2592,8 @@
           </w14:textOutline>
         </w:rPr>
       </w:pPr>
-      <w:bookmarkStart w:id="6" w:name="_Toc229568081"/>
-      <w:bookmarkStart w:id="7" w:name="_Toc229568103"/>
+      <w:bookmarkStart w:id="7" w:name="_Toc229568081"/>
+      <w:bookmarkStart w:id="8" w:name="_Toc229568103"/>
       <w:r>
         <w:rPr>
           <w:rFonts w:ascii="Times New Roman" w:eastAsia="Times New Roman" w:hAnsi="Times New Roman" w:cs="Times New Roman"/>
@@ -2600,19 +2614,19 @@
         <w:lastRenderedPageBreak/>
         <w:t>2.Aim and Scope</w:t>
       </w:r>
+      <w:bookmarkEnd w:id="7"/>
+      <w:bookmarkEnd w:id="8"/>
+    </w:p>
+    <w:p>
+      <w:pPr>
+        <w:spacing w:line="360" w:lineRule="auto"/>
+        <w:rPr>
+          <w:lang w:val="en-US"/>
+        </w:rPr>
+      </w:pPr>
+      <w:bookmarkStart w:id="9" w:name="_Toc229568082"/>
+      <w:bookmarkStart w:id="10" w:name="_Toc229568104"/>
       <w:bookmarkEnd w:id="6"/>
-      <w:bookmarkEnd w:id="7"/>
-    </w:p>
-    <w:p>
-      <w:pPr>
-        <w:spacing w:line="360" w:lineRule="auto"/>
-        <w:rPr>
-          <w:lang w:val="en-US"/>
-        </w:rPr>
-      </w:pPr>
-      <w:bookmarkStart w:id="8" w:name="_Toc229568082"/>
-      <w:bookmarkStart w:id="9" w:name="_Toc229568104"/>
-      <w:bookmarkEnd w:id="5"/>
       <w:r>
         <w:rPr>
           <w:lang w:val="en-US"/>
@@ -2707,8 +2721,8 @@
         <w:lastRenderedPageBreak/>
         <w:t>3.Objective</w:t>
       </w:r>
-      <w:bookmarkEnd w:id="8"/>
       <w:bookmarkEnd w:id="9"/>
+      <w:bookmarkEnd w:id="10"/>
     </w:p>
     <w:p>
       <w:pPr>
@@ -2836,8 +2850,8 @@
           </w14:textOutline>
         </w:rPr>
       </w:pPr>
-      <w:bookmarkStart w:id="10" w:name="_Toc229568083"/>
-      <w:bookmarkStart w:id="11" w:name="_Toc229568105"/>
+      <w:bookmarkStart w:id="11" w:name="_Toc229568083"/>
+      <w:bookmarkStart w:id="12" w:name="_Toc229568105"/>
       <w:r>
         <w:rPr>
           <w:rFonts w:ascii="Times New Roman" w:hAnsi="Times New Roman" w:cs="Times New Roman"/>
@@ -2857,8 +2871,8 @@
         <w:lastRenderedPageBreak/>
         <w:t>4.Previous Study</w:t>
       </w:r>
-      <w:bookmarkEnd w:id="10"/>
       <w:bookmarkEnd w:id="11"/>
+      <w:bookmarkEnd w:id="12"/>
     </w:p>
     <w:p>
       <w:pPr>
@@ -2970,8 +2984,8 @@
           </w14:textOutline>
         </w:rPr>
       </w:pPr>
-      <w:bookmarkStart w:id="12" w:name="_Toc229568084"/>
-      <w:bookmarkStart w:id="13" w:name="_Toc229568106"/>
+      <w:bookmarkStart w:id="13" w:name="_Toc229568084"/>
+      <w:bookmarkStart w:id="14" w:name="_Toc229568106"/>
       <w:r>
         <w:rPr>
           <w:rFonts w:ascii="Times New Roman" w:hAnsi="Times New Roman" w:cs="Times New Roman"/>
@@ -2991,8 +3005,8 @@
         <w:lastRenderedPageBreak/>
         <w:t>5.Current Problems and Purposed Solution</w:t>
       </w:r>
-      <w:bookmarkEnd w:id="12"/>
       <w:bookmarkEnd w:id="13"/>
+      <w:bookmarkEnd w:id="14"/>
     </w:p>
     <w:p>
       <w:pPr>
@@ -3003,8 +3017,8 @@
           <w:lang w:val="en-US"/>
         </w:rPr>
       </w:pPr>
-      <w:bookmarkStart w:id="14" w:name="_Toc229568085"/>
-      <w:bookmarkStart w:id="15" w:name="_Toc229568107"/>
+      <w:bookmarkStart w:id="15" w:name="_Toc229568085"/>
+      <w:bookmarkStart w:id="16" w:name="_Toc229568107"/>
       <w:r>
         <w:rPr>
           <w:rFonts w:eastAsia="Times New Roman" w:cs="Times New Roman"/>
@@ -3166,8 +3180,8 @@
         <w:lastRenderedPageBreak/>
         <w:t>6.Requriment</w:t>
       </w:r>
-      <w:bookmarkEnd w:id="14"/>
       <w:bookmarkEnd w:id="15"/>
+      <w:bookmarkEnd w:id="16"/>
     </w:p>
     <w:p>
       <w:pPr>
@@ -3396,8 +3410,8 @@
           </w14:textOutline>
         </w:rPr>
       </w:pPr>
-      <w:bookmarkStart w:id="16" w:name="_Toc229568086"/>
-      <w:bookmarkStart w:id="17" w:name="_Toc229568108"/>
+      <w:bookmarkStart w:id="17" w:name="_Toc229568086"/>
+      <w:bookmarkStart w:id="18" w:name="_Toc229568108"/>
       <w:r>
         <w:rPr>
           <w:rFonts w:ascii="Times New Roman" w:hAnsi="Times New Roman" w:cs="Times New Roman"/>
@@ -3417,8 +3431,8 @@
         <w:lastRenderedPageBreak/>
         <w:t>7.System Design</w:t>
       </w:r>
-      <w:bookmarkEnd w:id="16"/>
       <w:bookmarkEnd w:id="17"/>
+      <w:bookmarkEnd w:id="18"/>
     </w:p>
     <w:p>
       <w:pPr>
@@ -3688,8 +3702,8 @@
           </w14:textOutline>
         </w:rPr>
       </w:pPr>
-      <w:bookmarkStart w:id="18" w:name="_Toc229568087"/>
-      <w:bookmarkStart w:id="19" w:name="_Toc229568109"/>
+      <w:bookmarkStart w:id="19" w:name="_Toc229568087"/>
+      <w:bookmarkStart w:id="20" w:name="_Toc229568109"/>
       <w:r>
         <w:rPr>
           <w:rFonts w:ascii="Times New Roman" w:hAnsi="Times New Roman" w:cs="Times New Roman"/>
@@ -3709,8 +3723,8 @@
         <w:lastRenderedPageBreak/>
         <w:t>8.Detail Timeline</w:t>
       </w:r>
-      <w:bookmarkEnd w:id="18"/>
       <w:bookmarkEnd w:id="19"/>
+      <w:bookmarkEnd w:id="20"/>
     </w:p>
     <w:p>
       <w:pPr>
@@ -3838,7 +3852,7 @@
                                 <w14:ligatures w14:val="standardContextual"/>
                               </w:rPr>
                             </w:pPr>
-                            <w:bookmarkStart w:id="20" w:name="_Toc229570068"/>
+                            <w:bookmarkStart w:id="21" w:name="_Toc229570068"/>
                             <w:r>
                               <w:t xml:space="preserve">Figure </w:t>
                             </w:r>
@@ -3863,7 +3877,7 @@
                             <w:r>
                               <w:t xml:space="preserve"> : Gantt Chart</w:t>
                             </w:r>
-                            <w:bookmarkEnd w:id="20"/>
+                            <w:bookmarkEnd w:id="21"/>
                           </w:p>
                         </w:txbxContent>
                       </wps:txbx>
@@ -3903,7 +3917,7 @@
                           <w14:ligatures w14:val="standardContextual"/>
                         </w:rPr>
                       </w:pPr>
-                      <w:bookmarkStart w:id="21" w:name="_Toc229570068"/>
+                      <w:bookmarkStart w:id="22" w:name="_Toc229570068"/>
                       <w:r>
                         <w:t xml:space="preserve">Figure </w:t>
                       </w:r>
@@ -3928,7 +3942,7 @@
                       <w:r>
                         <w:t xml:space="preserve"> : Gantt Chart</w:t>
                       </w:r>
-                      <w:bookmarkEnd w:id="21"/>
+                      <w:bookmarkEnd w:id="22"/>
                     </w:p>
                   </w:txbxContent>
                 </v:textbox>
@@ -3960,7 +3974,7 @@
           </w14:textOutline>
         </w:rPr>
       </w:pPr>
-      <w:bookmarkStart w:id="22" w:name="_Toc229496164"/>
+      <w:bookmarkStart w:id="23" w:name="_Toc229496164"/>
       <w:r>
         <w:rPr>
           <w:iCs w:val="0"/>
@@ -3978,7 +3992,7 @@
         </w:rPr>
         <w:t xml:space="preserve"> </w:t>
       </w:r>
-      <w:bookmarkEnd w:id="22"/>
+      <w:bookmarkEnd w:id="23"/>
     </w:p>
     <w:p>
       <w:pPr>
@@ -4075,8 +4089,8 @@
           </w14:textOutline>
         </w:rPr>
       </w:pPr>
-      <w:bookmarkStart w:id="23" w:name="_Toc229568088"/>
-      <w:bookmarkStart w:id="24" w:name="_Toc229568110"/>
+      <w:bookmarkStart w:id="24" w:name="_Toc229568088"/>
+      <w:bookmarkStart w:id="25" w:name="_Toc229568110"/>
       <w:r>
         <w:rPr>
           <w:rFonts w:ascii="Times New Roman" w:hAnsi="Times New Roman" w:cs="Times New Roman"/>
@@ -4096,8 +4110,8 @@
         <w:lastRenderedPageBreak/>
         <w:t>9.Conclusion</w:t>
       </w:r>
-      <w:bookmarkEnd w:id="23"/>
       <w:bookmarkEnd w:id="24"/>
+      <w:bookmarkEnd w:id="25"/>
     </w:p>
     <w:p>
       <w:pPr>
@@ -4241,8 +4255,8 @@
           </w14:textOutline>
         </w:rPr>
       </w:pPr>
-      <w:bookmarkStart w:id="25" w:name="_Toc229568089"/>
-      <w:bookmarkStart w:id="26" w:name="_Toc229568111"/>
+      <w:bookmarkStart w:id="26" w:name="_Toc229568089"/>
+      <w:bookmarkStart w:id="27" w:name="_Toc229568111"/>
       <w:r>
         <w:rPr>
           <w:rFonts w:ascii="Times New Roman" w:hAnsi="Times New Roman" w:cs="Times New Roman"/>
@@ -4262,8 +4276,8 @@
         <w:lastRenderedPageBreak/>
         <w:t>10.Reference</w:t>
       </w:r>
-      <w:bookmarkEnd w:id="25"/>
       <w:bookmarkEnd w:id="26"/>
+      <w:bookmarkEnd w:id="27"/>
     </w:p>
     <w:p>
       <w:pPr>
@@ -4308,10 +4322,7 @@
         </w:rPr>
       </w:pPr>
       <w:r>
-        <w:t>Furazan</w:t>
-      </w:r>
-      <w:r>
-        <w:t xml:space="preserve">, B. A. </w:t>
+        <w:t xml:space="preserve">Furazan, B. A. </w:t>
       </w:r>
       <w:r>
         <w:rPr>
@@ -4339,12 +4350,7 @@
         </w:rPr>
       </w:pPr>
       <w:r>
-        <w:t>Kantar</w:t>
-      </w:r>
-      <w:bookmarkStart w:id="27" w:name="_GoBack"/>
-      <w:bookmarkEnd w:id="27"/>
-      <w:r>
-        <w:t xml:space="preserve">, Y. </w:t>
+        <w:t xml:space="preserve">Kantar, Y. </w:t>
       </w:r>
       <w:r>
         <w:rPr>
@@ -6916,7 +6922,7 @@
     <w:charset w:val="00"/>
     <w:family w:val="roman"/>
     <w:pitch w:val="variable"/>
-    <w:sig w:usb0="E0002EFF" w:usb1="C000785B" w:usb2="00000009" w:usb3="00000000" w:csb0="000001FF" w:csb1="00000000"/>
+    <w:sig w:usb0="E0002AFF" w:usb1="C0007843" w:usb2="00000009" w:usb3="00000000" w:csb0="000001FF" w:csb1="00000000"/>
   </w:font>
   <w:font w:name="Courier New">
     <w:panose1 w:val="02070309020205020404"/>
@@ -6937,21 +6943,21 @@
     <w:charset w:val="00"/>
     <w:family w:val="swiss"/>
     <w:pitch w:val="variable"/>
-    <w:sig w:usb0="E4002EFF" w:usb1="C200247B" w:usb2="00000009" w:usb3="00000000" w:csb0="000001FF" w:csb1="00000000"/>
+    <w:sig w:usb0="E0002AFF" w:usb1="4000ACFF" w:usb2="00000001" w:usb3="00000000" w:csb0="000001FF" w:csb1="00000000"/>
   </w:font>
   <w:font w:name="Calibri Light">
     <w:panose1 w:val="020F0302020204030204"/>
     <w:charset w:val="00"/>
     <w:family w:val="swiss"/>
     <w:pitch w:val="variable"/>
-    <w:sig w:usb0="E4002EFF" w:usb1="C200247B" w:usb2="00000009" w:usb3="00000000" w:csb0="000001FF" w:csb1="00000000"/>
+    <w:sig w:usb0="A0002AEF" w:usb1="4000207B" w:usb2="00000000" w:usb3="00000000" w:csb0="000001FF" w:csb1="00000000"/>
   </w:font>
   <w:font w:name="Arial">
     <w:panose1 w:val="020B0604020202020204"/>
     <w:charset w:val="00"/>
     <w:family w:val="swiss"/>
     <w:pitch w:val="variable"/>
-    <w:sig w:usb0="E0002EFF" w:usb1="C000785B" w:usb2="00000009" w:usb3="00000000" w:csb0="000001FF" w:csb1="00000000"/>
+    <w:sig w:usb0="E0002AFF" w:usb1="C0007843" w:usb2="00000009" w:usb3="00000000" w:csb0="000001FF" w:csb1="00000000"/>
   </w:font>
 </w:fonts>
 </file>
@@ -6974,6 +6980,7 @@
     <w:rsidRoot w:val="00CD5455"/>
     <w:rsid w:val="002610EB"/>
     <w:rsid w:val="00581C3B"/>
+    <w:rsid w:val="00665E47"/>
     <w:rsid w:val="00893F10"/>
     <w:rsid w:val="00CD5455"/>
     <w:rsid w:val="00DD405E"/>
@@ -7752,7 +7759,7 @@
 </file>
 
 <file path=customXml/itemProps1.xml><?xml version="1.0" encoding="utf-8"?>
-<ds:datastoreItem xmlns:ds="http://schemas.openxmlformats.org/officeDocument/2006/customXml" ds:itemID="{9C30B528-6AA2-42DA-A498-719B78529DA2}">
+<ds:datastoreItem xmlns:ds="http://schemas.openxmlformats.org/officeDocument/2006/customXml" ds:itemID="{BC550185-D265-48FD-8E5E-E78608535C02}">
   <ds:schemaRefs>
     <ds:schemaRef ds:uri="http://schemas.openxmlformats.org/officeDocument/2006/bibliography"/>
   </ds:schemaRefs>

--- a/Doucmention.docx
+++ b/Doucmention.docx
@@ -738,7 +738,7 @@
               <w:rPr>
                 <w:rFonts w:cs="Times New Roman"/>
               </w:rPr>
-              <w:t>2019-00-00-0000</w:t>
+              <w:t>2025-1-53-0314</w:t>
             </w:r>
           </w:p>
         </w:tc>
@@ -840,7 +840,7 @@
               <w:rPr>
                 <w:rFonts w:cs="Times New Roman"/>
               </w:rPr>
-              <w:t>2019-00-00-0000</w:t>
+              <w:t>2025-1-53-0315</w:t>
             </w:r>
           </w:p>
         </w:tc>
@@ -959,15 +959,7 @@
               <w:rPr>
                 <w:rFonts w:cs="Times New Roman"/>
               </w:rPr>
-              <w:t>25-1-53-</w:t>
-            </w:r>
-            <w:bookmarkStart w:id="3" w:name="_GoBack"/>
-            <w:bookmarkEnd w:id="3"/>
-            <w:r>
-              <w:rPr>
-                <w:rFonts w:cs="Times New Roman"/>
-              </w:rPr>
-              <w:t>0327</w:t>
+              <w:t>25-1-53-0327</w:t>
             </w:r>
           </w:p>
         </w:tc>
@@ -2096,9 +2088,11 @@
         <w:tabs>
           <w:tab w:val="right" w:leader="dot" w:pos="8630"/>
         </w:tabs>
-        <w:spacing w:line="360" w:lineRule="auto"/>
-        <w:rPr>
+        <w:rPr>
+          <w:rFonts w:asciiTheme="minorHAnsi" w:eastAsiaTheme="minorEastAsia" w:hAnsiTheme="minorHAnsi"/>
           <w:noProof/>
+          <w:sz w:val="22"/>
+          <w:lang w:val="en-US"/>
         </w:rPr>
       </w:pPr>
       <w:r>
@@ -2119,13 +2113,13 @@
         </w:rPr>
         <w:fldChar w:fldCharType="separate"/>
       </w:r>
-      <w:hyperlink r:id="rId10" w:anchor="_Toc229570067" w:history="1">
+      <w:hyperlink w:anchor="_Toc229593587" w:history="1">
         <w:r>
           <w:rPr>
             <w:rStyle w:val="Hyperlink"/>
             <w:noProof/>
           </w:rPr>
-          <w:t>Figure 1: Use Case Diagram</w:t>
+          <w:t>Figure 1:Use case Diagram</w:t>
         </w:r>
         <w:r>
           <w:rPr>
@@ -2146,7 +2140,7 @@
             <w:noProof/>
             <w:webHidden/>
           </w:rPr>
-          <w:instrText xml:space="preserve"> PAGEREF _Toc229570067 \h </w:instrText>
+          <w:instrText xml:space="preserve"> PAGEREF _Toc229593587 \h </w:instrText>
         </w:r>
         <w:r>
           <w:rPr>
@@ -2183,12 +2177,14 @@
         <w:tabs>
           <w:tab w:val="right" w:leader="dot" w:pos="8630"/>
         </w:tabs>
-        <w:spacing w:line="360" w:lineRule="auto"/>
-        <w:rPr>
+        <w:rPr>
+          <w:rFonts w:asciiTheme="minorHAnsi" w:eastAsiaTheme="minorEastAsia" w:hAnsiTheme="minorHAnsi"/>
           <w:noProof/>
-        </w:rPr>
-      </w:pPr>
-      <w:hyperlink r:id="rId11" w:anchor="_Toc229570068" w:history="1">
+          <w:sz w:val="22"/>
+          <w:lang w:val="en-US"/>
+        </w:rPr>
+      </w:pPr>
+      <w:hyperlink r:id="rId10" w:anchor="_Toc229593588" w:history="1">
         <w:r>
           <w:rPr>
             <w:rStyle w:val="Hyperlink"/>
@@ -2215,7 +2211,7 @@
             <w:noProof/>
             <w:webHidden/>
           </w:rPr>
-          <w:instrText xml:space="preserve"> PAGEREF _Toc229570068 \h </w:instrText>
+          <w:instrText xml:space="preserve"> PAGEREF _Toc229593588 \h </w:instrText>
         </w:r>
         <w:r>
           <w:rPr>
@@ -2259,6 +2255,8 @@
         </w:rPr>
         <w:fldChar w:fldCharType="end"/>
       </w:r>
+      <w:bookmarkStart w:id="3" w:name="_GoBack"/>
+      <w:bookmarkEnd w:id="3"/>
     </w:p>
     <w:p>
       <w:pPr>
@@ -2366,7 +2364,7 @@
           <w:sz w:val="32"/>
         </w:rPr>
         <w:sectPr>
-          <w:footerReference w:type="default" r:id="rId12"/>
+          <w:footerReference w:type="default" r:id="rId11"/>
           <w:pgSz w:w="12240" w:h="15840"/>
           <w:pgMar w:top="1440" w:right="1440" w:bottom="1440" w:left="2160" w:header="720" w:footer="720" w:gutter="0"/>
           <w:pgNumType w:fmt="lowerRoman" w:start="1"/>
@@ -2876,17 +2874,13 @@
     </w:p>
     <w:p>
       <w:pPr>
-        <w:spacing w:before="100" w:beforeAutospacing="1" w:after="100" w:afterAutospacing="1" w:line="360" w:lineRule="auto"/>
-        <w:rPr>
-          <w:rFonts w:eastAsia="Times New Roman" w:cs="Times New Roman"/>
-          <w:szCs w:val="24"/>
-          <w:lang w:val="en-US"/>
-        </w:rPr>
-      </w:pPr>
-      <w:r>
-        <w:rPr>
-          <w:rFonts w:eastAsia="Times New Roman" w:cs="Times New Roman"/>
-          <w:szCs w:val="24"/>
+        <w:spacing w:line="360" w:lineRule="auto"/>
+        <w:rPr>
+          <w:lang w:val="en-US"/>
+        </w:rPr>
+      </w:pPr>
+      <w:r>
+        <w:rPr>
           <w:lang w:val="en-US"/>
         </w:rPr>
         <w:t>Studying earlier banking systems shows how financial tools have evolved from manual ledgers to digital platforms. Initially, banking relied on paper records, which were slow and prone to human error. When the first computer-based systems arrived, they used basic programming logic—like loops and functions—to automate simple tasks like calculating balances and storing account names. These early systems proved that digital tools could make banking much faster and more reliable, but they often struggled with clunky interfaces and a lack of real-time updates.</w:t>
@@ -2894,17 +2888,13 @@
     </w:p>
     <w:p>
       <w:pPr>
-        <w:spacing w:before="100" w:beforeAutospacing="1" w:after="100" w:afterAutospacing="1" w:line="360" w:lineRule="auto"/>
-        <w:rPr>
-          <w:rFonts w:eastAsia="Times New Roman" w:cs="Times New Roman"/>
-          <w:szCs w:val="24"/>
-          <w:lang w:val="en-US"/>
-        </w:rPr>
-      </w:pPr>
-      <w:r>
-        <w:rPr>
-          <w:rFonts w:eastAsia="Times New Roman" w:cs="Times New Roman"/>
-          <w:szCs w:val="24"/>
+        <w:spacing w:line="360" w:lineRule="auto"/>
+        <w:rPr>
+          <w:lang w:val="en-US"/>
+        </w:rPr>
+      </w:pPr>
+      <w:r>
+        <w:rPr>
           <w:lang w:val="en-US"/>
         </w:rPr>
         <w:t>By looking at these older models, it becomes clear that their biggest weaknesses were poor data validation and a lack of transparency for the user. Many early programs didn't keep a clear history of transactions or allow users to easily manage their own data, such as deleting an account or seeing a full list of past activity. This history of limitations is what makes features like automated file storage, instant transaction logging, and secure login systems so important for a modern application.</w:t>
@@ -2912,17 +2902,13 @@
     </w:p>
     <w:p>
       <w:pPr>
-        <w:spacing w:before="100" w:beforeAutospacing="1" w:after="100" w:afterAutospacing="1" w:line="360" w:lineRule="auto"/>
-        <w:rPr>
-          <w:rFonts w:eastAsia="Times New Roman" w:cs="Times New Roman"/>
-          <w:szCs w:val="24"/>
-          <w:lang w:val="en-US"/>
-        </w:rPr>
-      </w:pPr>
-      <w:r>
-        <w:rPr>
-          <w:rFonts w:eastAsia="Times New Roman" w:cs="Times New Roman"/>
-          <w:szCs w:val="24"/>
+        <w:spacing w:line="360" w:lineRule="auto"/>
+        <w:rPr>
+          <w:lang w:val="en-US"/>
+        </w:rPr>
+      </w:pPr>
+      <w:r>
+        <w:rPr>
           <w:lang w:val="en-US"/>
         </w:rPr>
         <w:t>For this project, the study of previous systems highlights the need for a design that balances simplicity with accuracy. While those early systems were often difficult to navigate, this project aims to take the core strengths of digital banking—speed and permanent data storage—and combine them with a much simpler, more user-friendly flow. This ensures that basic operations like deposits and withdrawals are not only fast but also recorded correctly in a way that the user can track at any time.</w:t>
@@ -2930,17 +2916,17 @@
     </w:p>
     <w:p>
       <w:pPr>
-        <w:jc w:val="both"/>
-      </w:pPr>
-    </w:p>
-    <w:p>
-      <w:pPr>
-        <w:jc w:val="both"/>
-      </w:pPr>
-    </w:p>
-    <w:p>
-      <w:pPr>
-        <w:jc w:val="both"/>
+        <w:spacing w:line="360" w:lineRule="auto"/>
+      </w:pPr>
+    </w:p>
+    <w:p>
+      <w:pPr>
+        <w:spacing w:line="360" w:lineRule="auto"/>
+      </w:pPr>
+    </w:p>
+    <w:p>
+      <w:pPr>
+        <w:spacing w:line="360" w:lineRule="auto"/>
       </w:pPr>
     </w:p>
     <w:p>
@@ -3010,10 +2996,8 @@
     </w:p>
     <w:p>
       <w:pPr>
-        <w:spacing w:before="100" w:beforeAutospacing="1" w:after="100" w:afterAutospacing="1" w:line="360" w:lineRule="auto"/>
-        <w:rPr>
-          <w:rFonts w:eastAsia="Times New Roman" w:cs="Times New Roman"/>
-          <w:szCs w:val="24"/>
+        <w:spacing w:line="360" w:lineRule="auto"/>
+        <w:rPr>
           <w:lang w:val="en-US"/>
         </w:rPr>
       </w:pPr>
@@ -3021,8 +3005,6 @@
       <w:bookmarkStart w:id="16" w:name="_Toc229568107"/>
       <w:r>
         <w:rPr>
-          <w:rFonts w:eastAsia="Times New Roman" w:cs="Times New Roman"/>
-          <w:szCs w:val="24"/>
           <w:lang w:val="en-US"/>
         </w:rPr>
         <w:t>A major issue with many basic banking programs is that they are often prone to crashes or "logic bugs" that make them frustrating to use. For example, many simple versions don't check for errors properly, allowing users to enter negative numbers or letters where they shouldn't, which can break the whole system. Other programs suffer from "ghost data," where a balance might change but isn't actually saved, or the program gets stuck in a loop and has to be forced to close. These glitches make it hard to trust the system or understand how a real bank actually manages data.</w:t>
@@ -3030,34 +3012,26 @@
     </w:p>
     <w:p>
       <w:pPr>
-        <w:spacing w:before="100" w:beforeAutospacing="1" w:after="100" w:afterAutospacing="1" w:line="360" w:lineRule="auto"/>
-        <w:rPr>
-          <w:rFonts w:eastAsia="Times New Roman" w:cs="Times New Roman"/>
-          <w:szCs w:val="24"/>
-          <w:lang w:val="en-US"/>
-        </w:rPr>
-      </w:pPr>
-      <w:r>
-        <w:rPr>
-          <w:rFonts w:eastAsia="Times New Roman" w:cs="Times New Roman"/>
-          <w:szCs w:val="24"/>
+        <w:spacing w:line="360" w:lineRule="auto"/>
+        <w:rPr>
+          <w:lang w:val="en-US"/>
+        </w:rPr>
+      </w:pPr>
+      <w:r>
+        <w:rPr>
           <w:lang w:val="en-US"/>
         </w:rPr>
         <w:t xml:space="preserve">To fix these issues, this </w:t>
       </w:r>
       <w:r>
         <w:rPr>
-          <w:rFonts w:eastAsia="Times New Roman" w:cs="Times New Roman"/>
           <w:bCs/>
-          <w:szCs w:val="24"/>
           <w:lang w:val="en-US"/>
         </w:rPr>
         <w:t>Simple Banking System</w:t>
       </w:r>
       <w:r>
         <w:rPr>
-          <w:rFonts w:eastAsia="Times New Roman" w:cs="Times New Roman"/>
-          <w:szCs w:val="24"/>
           <w:lang w:val="en-US"/>
         </w:rPr>
         <w:t xml:space="preserve"> is built with a focus on stability and accuracy. The proposed solution uses a "check-everything" approach to input, ensuring the program only processes valid numbers and authorized accounts. Instead of a one-and-done setup, this system provides a smooth loop that allows the user to complete a task and then choose whether to perform another transaction or exit safely. This prevents the program from ending abruptly and ensures that every action is intentional and logged.</w:t>
@@ -3065,17 +3039,13 @@
     </w:p>
     <w:p>
       <w:pPr>
-        <w:spacing w:before="100" w:beforeAutospacing="1" w:after="100" w:afterAutospacing="1" w:line="360" w:lineRule="auto"/>
-        <w:rPr>
-          <w:rFonts w:eastAsia="Times New Roman" w:cs="Times New Roman"/>
-          <w:szCs w:val="24"/>
-          <w:lang w:val="en-US"/>
-        </w:rPr>
-      </w:pPr>
-      <w:r>
-        <w:rPr>
-          <w:rFonts w:eastAsia="Times New Roman" w:cs="Times New Roman"/>
-          <w:szCs w:val="24"/>
+        <w:spacing w:line="360" w:lineRule="auto"/>
+        <w:rPr>
+          <w:lang w:val="en-US"/>
+        </w:rPr>
+      </w:pPr>
+      <w:r>
+        <w:rPr>
           <w:lang w:val="en-US"/>
         </w:rPr>
         <w:t>Technically, the solution moves away from messy, unorganized code by using clean functions to handle specific tasks like logins, deposits, and account deletions. By using file-based storage, the system solves the problem of data loss, making sure that every penny is accounted for even after the computer is turned off. The result is a straightforward, reliable tool that handles the core banking lifecycle without the common technical errors found in basic software.</w:t>
@@ -3584,7 +3554,7 @@
                     <pic:cNvPicPr/>
                   </pic:nvPicPr>
                   <pic:blipFill>
-                    <a:blip r:embed="rId13">
+                    <a:blip r:embed="rId12">
                       <a:extLst>
                         <a:ext uri="{28A0092B-C50C-407E-A947-70E740481C1C}">
                           <a14:useLocalDpi xmlns:a14="http://schemas.microsoft.com/office/drawing/2010/main" val="0"/>
@@ -3615,12 +3585,13 @@
       <w:pPr>
         <w:pStyle w:val="Caption"/>
         <w:jc w:val="both"/>
-        <w:rPr>
-          <w:lang w:val="en-US"/>
-        </w:rPr>
-      </w:pPr>
-      <w:r>
-        <w:t xml:space="preserve">                                                                              Figure </w:t>
+      </w:pPr>
+      <w:r>
+        <w:t xml:space="preserve">                                                                    </w:t>
+      </w:r>
+      <w:bookmarkStart w:id="19" w:name="_Toc229593587"/>
+      <w:r>
+        <w:t xml:space="preserve">Figure </w:t>
       </w:r>
       <w:r>
         <w:fldChar w:fldCharType="begin"/>
@@ -3641,7 +3612,20 @@
         <w:fldChar w:fldCharType="end"/>
       </w:r>
       <w:r>
-        <w:t xml:space="preserve"> : Use case Diagram</w:t>
+        <w:t>:Use case Diagram</w:t>
+      </w:r>
+      <w:bookmarkEnd w:id="19"/>
+    </w:p>
+    <w:p>
+      <w:pPr>
+        <w:pStyle w:val="Caption"/>
+        <w:jc w:val="both"/>
+        <w:rPr>
+          <w:lang w:val="en-US"/>
+        </w:rPr>
+      </w:pPr>
+      <w:r>
+        <w:t xml:space="preserve">                                                                              </w:t>
       </w:r>
     </w:p>
     <w:p>
@@ -3702,8 +3686,8 @@
           </w14:textOutline>
         </w:rPr>
       </w:pPr>
-      <w:bookmarkStart w:id="19" w:name="_Toc229568087"/>
-      <w:bookmarkStart w:id="20" w:name="_Toc229568109"/>
+      <w:bookmarkStart w:id="20" w:name="_Toc229568087"/>
+      <w:bookmarkStart w:id="21" w:name="_Toc229568109"/>
       <w:r>
         <w:rPr>
           <w:rFonts w:ascii="Times New Roman" w:hAnsi="Times New Roman" w:cs="Times New Roman"/>
@@ -3723,8 +3707,8 @@
         <w:lastRenderedPageBreak/>
         <w:t>8.Detail Timeline</w:t>
       </w:r>
-      <w:bookmarkEnd w:id="19"/>
       <w:bookmarkEnd w:id="20"/>
+      <w:bookmarkEnd w:id="21"/>
     </w:p>
     <w:p>
       <w:pPr>
@@ -3783,7 +3767,7 @@
             <wp:cNvGraphicFramePr/>
             <a:graphic xmlns:a="http://schemas.openxmlformats.org/drawingml/2006/main">
               <a:graphicData uri="http://schemas.openxmlformats.org/drawingml/2006/chart">
-                <c:chart xmlns:c="http://schemas.openxmlformats.org/drawingml/2006/chart" xmlns:r="http://schemas.openxmlformats.org/officeDocument/2006/relationships" r:id="rId14"/>
+                <c:chart xmlns:c="http://schemas.openxmlformats.org/drawingml/2006/chart" xmlns:r="http://schemas.openxmlformats.org/officeDocument/2006/relationships" r:id="rId13"/>
               </a:graphicData>
             </a:graphic>
             <wp14:sizeRelH relativeFrom="margin">
@@ -3852,7 +3836,7 @@
                                 <w14:ligatures w14:val="standardContextual"/>
                               </w:rPr>
                             </w:pPr>
-                            <w:bookmarkStart w:id="21" w:name="_Toc229570068"/>
+                            <w:bookmarkStart w:id="22" w:name="_Toc229593588"/>
                             <w:r>
                               <w:t xml:space="preserve">Figure </w:t>
                             </w:r>
@@ -3877,7 +3861,7 @@
                             <w:r>
                               <w:t xml:space="preserve"> : Gantt Chart</w:t>
                             </w:r>
-                            <w:bookmarkEnd w:id="21"/>
+                            <w:bookmarkEnd w:id="22"/>
                           </w:p>
                         </w:txbxContent>
                       </wps:txbx>
@@ -3917,7 +3901,7 @@
                           <w14:ligatures w14:val="standardContextual"/>
                         </w:rPr>
                       </w:pPr>
-                      <w:bookmarkStart w:id="22" w:name="_Toc229570068"/>
+                      <w:bookmarkStart w:id="23" w:name="_Toc229593588"/>
                       <w:r>
                         <w:t xml:space="preserve">Figure </w:t>
                       </w:r>
@@ -3942,7 +3926,7 @@
                       <w:r>
                         <w:t xml:space="preserve"> : Gantt Chart</w:t>
                       </w:r>
-                      <w:bookmarkEnd w:id="22"/>
+                      <w:bookmarkEnd w:id="23"/>
                     </w:p>
                   </w:txbxContent>
                 </v:textbox>
@@ -3974,7 +3958,7 @@
           </w14:textOutline>
         </w:rPr>
       </w:pPr>
-      <w:bookmarkStart w:id="23" w:name="_Toc229496164"/>
+      <w:bookmarkStart w:id="24" w:name="_Toc229496164"/>
       <w:r>
         <w:rPr>
           <w:iCs w:val="0"/>
@@ -3992,7 +3976,7 @@
         </w:rPr>
         <w:t xml:space="preserve"> </w:t>
       </w:r>
-      <w:bookmarkEnd w:id="23"/>
+      <w:bookmarkEnd w:id="24"/>
     </w:p>
     <w:p>
       <w:pPr>
@@ -4089,8 +4073,8 @@
           </w14:textOutline>
         </w:rPr>
       </w:pPr>
-      <w:bookmarkStart w:id="24" w:name="_Toc229568088"/>
-      <w:bookmarkStart w:id="25" w:name="_Toc229568110"/>
+      <w:bookmarkStart w:id="25" w:name="_Toc229568088"/>
+      <w:bookmarkStart w:id="26" w:name="_Toc229568110"/>
       <w:r>
         <w:rPr>
           <w:rFonts w:ascii="Times New Roman" w:hAnsi="Times New Roman" w:cs="Times New Roman"/>
@@ -4110,8 +4094,8 @@
         <w:lastRenderedPageBreak/>
         <w:t>9.Conclusion</w:t>
       </w:r>
-      <w:bookmarkEnd w:id="24"/>
       <w:bookmarkEnd w:id="25"/>
+      <w:bookmarkEnd w:id="26"/>
     </w:p>
     <w:p>
       <w:pPr>
@@ -4255,8 +4239,8 @@
           </w14:textOutline>
         </w:rPr>
       </w:pPr>
-      <w:bookmarkStart w:id="26" w:name="_Toc229568089"/>
-      <w:bookmarkStart w:id="27" w:name="_Toc229568111"/>
+      <w:bookmarkStart w:id="27" w:name="_Toc229568089"/>
+      <w:bookmarkStart w:id="28" w:name="_Toc229568111"/>
       <w:r>
         <w:rPr>
           <w:rFonts w:ascii="Times New Roman" w:hAnsi="Times New Roman" w:cs="Times New Roman"/>
@@ -4276,8 +4260,8 @@
         <w:lastRenderedPageBreak/>
         <w:t>10.Reference</w:t>
       </w:r>
-      <w:bookmarkEnd w:id="26"/>
       <w:bookmarkEnd w:id="27"/>
+      <w:bookmarkEnd w:id="28"/>
     </w:p>
     <w:p>
       <w:pPr>
@@ -4370,7 +4354,7 @@
       </w:pPr>
     </w:p>
     <w:sectPr>
-      <w:headerReference w:type="default" r:id="rId15"/>
+      <w:headerReference w:type="default" r:id="rId14"/>
       <w:pgSz w:w="12240" w:h="15840"/>
       <w:pgMar w:top="1440" w:right="1440" w:bottom="1440" w:left="2160" w:header="720" w:footer="720" w:gutter="0"/>
       <w:pgNumType w:start="1"/>
@@ -6922,7 +6906,7 @@
     <w:charset w:val="00"/>
     <w:family w:val="roman"/>
     <w:pitch w:val="variable"/>
-    <w:sig w:usb0="E0002AFF" w:usb1="C0007843" w:usb2="00000009" w:usb3="00000000" w:csb0="000001FF" w:csb1="00000000"/>
+    <w:sig w:usb0="E0002EFF" w:usb1="C000785B" w:usb2="00000009" w:usb3="00000000" w:csb0="000001FF" w:csb1="00000000"/>
   </w:font>
   <w:font w:name="Courier New">
     <w:panose1 w:val="02070309020205020404"/>
@@ -6943,21 +6927,21 @@
     <w:charset w:val="00"/>
     <w:family w:val="swiss"/>
     <w:pitch w:val="variable"/>
-    <w:sig w:usb0="E0002AFF" w:usb1="4000ACFF" w:usb2="00000001" w:usb3="00000000" w:csb0="000001FF" w:csb1="00000000"/>
+    <w:sig w:usb0="E4002EFF" w:usb1="C200247B" w:usb2="00000009" w:usb3="00000000" w:csb0="000001FF" w:csb1="00000000"/>
   </w:font>
   <w:font w:name="Calibri Light">
     <w:panose1 w:val="020F0302020204030204"/>
     <w:charset w:val="00"/>
     <w:family w:val="swiss"/>
     <w:pitch w:val="variable"/>
-    <w:sig w:usb0="A0002AEF" w:usb1="4000207B" w:usb2="00000000" w:usb3="00000000" w:csb0="000001FF" w:csb1="00000000"/>
+    <w:sig w:usb0="E4002EFF" w:usb1="C200247B" w:usb2="00000009" w:usb3="00000000" w:csb0="000001FF" w:csb1="00000000"/>
   </w:font>
   <w:font w:name="Arial">
     <w:panose1 w:val="020B0604020202020204"/>
     <w:charset w:val="00"/>
     <w:family w:val="swiss"/>
     <w:pitch w:val="variable"/>
-    <w:sig w:usb0="E0002AFF" w:usb1="C0007843" w:usb2="00000009" w:usb3="00000000" w:csb0="000001FF" w:csb1="00000000"/>
+    <w:sig w:usb0="E0002EFF" w:usb1="C000785B" w:usb2="00000009" w:usb3="00000000" w:csb0="000001FF" w:csb1="00000000"/>
   </w:font>
 </w:fonts>
 </file>
@@ -6980,10 +6964,11 @@
     <w:rsidRoot w:val="00CD5455"/>
     <w:rsid w:val="002610EB"/>
     <w:rsid w:val="00581C3B"/>
-    <w:rsid w:val="00665E47"/>
+    <w:rsid w:val="008755C3"/>
     <w:rsid w:val="00893F10"/>
     <w:rsid w:val="00CD5455"/>
     <w:rsid w:val="00DD405E"/>
+    <w:rsid w:val="00E36A5C"/>
   </w:rsids>
   <m:mathPr>
     <m:mathFont m:val="Cambria Math"/>
@@ -7759,7 +7744,7 @@
 </file>
 
 <file path=customXml/itemProps1.xml><?xml version="1.0" encoding="utf-8"?>
-<ds:datastoreItem xmlns:ds="http://schemas.openxmlformats.org/officeDocument/2006/customXml" ds:itemID="{BC550185-D265-48FD-8E5E-E78608535C02}">
+<ds:datastoreItem xmlns:ds="http://schemas.openxmlformats.org/officeDocument/2006/customXml" ds:itemID="{CC1E0F1E-5FCC-49CC-AEA5-9B9526B64A50}">
   <ds:schemaRefs>
     <ds:schemaRef ds:uri="http://schemas.openxmlformats.org/officeDocument/2006/bibliography"/>
   </ds:schemaRefs>

--- a/Doucmention.docx
+++ b/Doucmention.docx
@@ -766,6 +766,12 @@
               </w:rPr>
               <w:t>Ankit Sharma</w:t>
             </w:r>
+            <w:r>
+              <w:rPr>
+                <w:rFonts w:cs="Times New Roman"/>
+              </w:rPr>
+              <w:t xml:space="preserve"> </w:t>
+            </w:r>
           </w:p>
         </w:tc>
         <w:tc>
@@ -1026,7 +1032,7 @@
           <w:noProof/>
           <w:szCs w:val="24"/>
         </w:rPr>
-        <w:t>13/05/2026</w:t>
+        <w:t>14/05/2026</w:t>
       </w:r>
       <w:r>
         <w:rPr>
@@ -2255,8 +2261,6 @@
         </w:rPr>
         <w:fldChar w:fldCharType="end"/>
       </w:r>
-      <w:bookmarkStart w:id="3" w:name="_GoBack"/>
-      <w:bookmarkEnd w:id="3"/>
     </w:p>
     <w:p>
       <w:pPr>
@@ -2394,8 +2398,8 @@
           </w14:textOutline>
         </w:rPr>
       </w:pPr>
-      <w:bookmarkStart w:id="4" w:name="_Toc229568080"/>
-      <w:bookmarkStart w:id="5" w:name="_Toc229568102"/>
+      <w:bookmarkStart w:id="3" w:name="_Toc229568080"/>
+      <w:bookmarkStart w:id="4" w:name="_Toc229568102"/>
       <w:r>
         <w:rPr>
           <w:rFonts w:ascii="Times New Roman" w:hAnsi="Times New Roman" w:cs="Times New Roman"/>
@@ -2451,15 +2455,15 @@
         </w:rPr>
         <w:t>troduction</w:t>
       </w:r>
+      <w:bookmarkEnd w:id="3"/>
       <w:bookmarkEnd w:id="4"/>
-      <w:bookmarkEnd w:id="5"/>
     </w:p>
     <w:p>
       <w:pPr>
         <w:spacing w:after="0" w:line="360" w:lineRule="auto"/>
         <w:jc w:val="both"/>
       </w:pPr>
-      <w:bookmarkStart w:id="6" w:name="_Hlk229566869"/>
+      <w:bookmarkStart w:id="5" w:name="_Hlk229566869"/>
       <w:r>
         <w:t>A</w:t>
       </w:r>
@@ -2590,8 +2594,8 @@
           </w14:textOutline>
         </w:rPr>
       </w:pPr>
-      <w:bookmarkStart w:id="7" w:name="_Toc229568081"/>
-      <w:bookmarkStart w:id="8" w:name="_Toc229568103"/>
+      <w:bookmarkStart w:id="6" w:name="_Toc229568081"/>
+      <w:bookmarkStart w:id="7" w:name="_Toc229568103"/>
       <w:r>
         <w:rPr>
           <w:rFonts w:ascii="Times New Roman" w:eastAsia="Times New Roman" w:hAnsi="Times New Roman" w:cs="Times New Roman"/>
@@ -2612,8 +2616,8 @@
         <w:lastRenderedPageBreak/>
         <w:t>2.Aim and Scope</w:t>
       </w:r>
+      <w:bookmarkEnd w:id="6"/>
       <w:bookmarkEnd w:id="7"/>
-      <w:bookmarkEnd w:id="8"/>
     </w:p>
     <w:p>
       <w:pPr>
@@ -2622,9 +2626,9 @@
           <w:lang w:val="en-US"/>
         </w:rPr>
       </w:pPr>
-      <w:bookmarkStart w:id="9" w:name="_Toc229568082"/>
-      <w:bookmarkStart w:id="10" w:name="_Toc229568104"/>
-      <w:bookmarkEnd w:id="6"/>
+      <w:bookmarkStart w:id="8" w:name="_Toc229568082"/>
+      <w:bookmarkStart w:id="9" w:name="_Toc229568104"/>
+      <w:bookmarkEnd w:id="5"/>
       <w:r>
         <w:rPr>
           <w:lang w:val="en-US"/>
@@ -2719,8 +2723,8 @@
         <w:lastRenderedPageBreak/>
         <w:t>3.Objective</w:t>
       </w:r>
+      <w:bookmarkEnd w:id="8"/>
       <w:bookmarkEnd w:id="9"/>
-      <w:bookmarkEnd w:id="10"/>
     </w:p>
     <w:p>
       <w:pPr>
@@ -2848,8 +2852,8 @@
           </w14:textOutline>
         </w:rPr>
       </w:pPr>
-      <w:bookmarkStart w:id="11" w:name="_Toc229568083"/>
-      <w:bookmarkStart w:id="12" w:name="_Toc229568105"/>
+      <w:bookmarkStart w:id="10" w:name="_Toc229568083"/>
+      <w:bookmarkStart w:id="11" w:name="_Toc229568105"/>
       <w:r>
         <w:rPr>
           <w:rFonts w:ascii="Times New Roman" w:hAnsi="Times New Roman" w:cs="Times New Roman"/>
@@ -2869,8 +2873,8 @@
         <w:lastRenderedPageBreak/>
         <w:t>4.Previous Study</w:t>
       </w:r>
+      <w:bookmarkEnd w:id="10"/>
       <w:bookmarkEnd w:id="11"/>
-      <w:bookmarkEnd w:id="12"/>
     </w:p>
     <w:p>
       <w:pPr>
@@ -2970,8 +2974,8 @@
           </w14:textOutline>
         </w:rPr>
       </w:pPr>
-      <w:bookmarkStart w:id="13" w:name="_Toc229568084"/>
-      <w:bookmarkStart w:id="14" w:name="_Toc229568106"/>
+      <w:bookmarkStart w:id="12" w:name="_Toc229568084"/>
+      <w:bookmarkStart w:id="13" w:name="_Toc229568106"/>
       <w:r>
         <w:rPr>
           <w:rFonts w:ascii="Times New Roman" w:hAnsi="Times New Roman" w:cs="Times New Roman"/>
@@ -2991,8 +2995,8 @@
         <w:lastRenderedPageBreak/>
         <w:t>5.Current Problems and Purposed Solution</w:t>
       </w:r>
+      <w:bookmarkEnd w:id="12"/>
       <w:bookmarkEnd w:id="13"/>
-      <w:bookmarkEnd w:id="14"/>
     </w:p>
     <w:p>
       <w:pPr>
@@ -3001,8 +3005,8 @@
           <w:lang w:val="en-US"/>
         </w:rPr>
       </w:pPr>
-      <w:bookmarkStart w:id="15" w:name="_Toc229568085"/>
-      <w:bookmarkStart w:id="16" w:name="_Toc229568107"/>
+      <w:bookmarkStart w:id="14" w:name="_Toc229568085"/>
+      <w:bookmarkStart w:id="15" w:name="_Toc229568107"/>
       <w:r>
         <w:rPr>
           <w:lang w:val="en-US"/>
@@ -3050,16 +3054,6 @@
         </w:rPr>
         <w:t>Technically, the solution moves away from messy, unorganized code by using clean functions to handle specific tasks like logins, deposits, and account deletions. By using file-based storage, the system solves the problem of data loss, making sure that every penny is accounted for even after the computer is turned off. The result is a straightforward, reliable tool that handles the core banking lifecycle without the common technical errors found in basic software.</w:t>
       </w:r>
-    </w:p>
-    <w:p>
-      <w:pPr>
-        <w:spacing w:before="100" w:beforeAutospacing="1" w:after="100" w:afterAutospacing="1" w:line="240" w:lineRule="auto"/>
-        <w:rPr>
-          <w:rFonts w:eastAsia="Times New Roman" w:cs="Times New Roman"/>
-          <w:szCs w:val="24"/>
-          <w:lang w:val="en-US"/>
-        </w:rPr>
-      </w:pPr>
     </w:p>
     <w:p>
       <w:pPr>
@@ -3131,6 +3125,8 @@
           </w14:textOutline>
         </w:rPr>
       </w:pPr>
+      <w:bookmarkStart w:id="16" w:name="_GoBack"/>
+      <w:bookmarkEnd w:id="16"/>
       <w:r>
         <w:rPr>
           <w:rFonts w:ascii="Times New Roman" w:hAnsi="Times New Roman" w:cs="Times New Roman"/>
@@ -3150,8 +3146,8 @@
         <w:lastRenderedPageBreak/>
         <w:t>6.Requriment</w:t>
       </w:r>
+      <w:bookmarkEnd w:id="14"/>
       <w:bookmarkEnd w:id="15"/>
-      <w:bookmarkEnd w:id="16"/>
     </w:p>
     <w:p>
       <w:pPr>
@@ -3958,7 +3954,7 @@
           </w14:textOutline>
         </w:rPr>
       </w:pPr>
-      <w:bookmarkStart w:id="24" w:name="_Toc229496164"/>
+      <w:bookmarkStart w:id="23" w:name="_Toc229496164"/>
       <w:r>
         <w:rPr>
           <w:iCs w:val="0"/>
@@ -3976,7 +3972,7 @@
         </w:rPr>
         <w:t xml:space="preserve"> </w:t>
       </w:r>
-      <w:bookmarkEnd w:id="24"/>
+      <w:bookmarkEnd w:id="23"/>
     </w:p>
     <w:p>
       <w:pPr>
@@ -4073,8 +4069,8 @@
           </w14:textOutline>
         </w:rPr>
       </w:pPr>
-      <w:bookmarkStart w:id="25" w:name="_Toc229568088"/>
-      <w:bookmarkStart w:id="26" w:name="_Toc229568110"/>
+      <w:bookmarkStart w:id="24" w:name="_Toc229568088"/>
+      <w:bookmarkStart w:id="25" w:name="_Toc229568110"/>
       <w:r>
         <w:rPr>
           <w:rFonts w:ascii="Times New Roman" w:hAnsi="Times New Roman" w:cs="Times New Roman"/>
@@ -4094,8 +4090,8 @@
         <w:lastRenderedPageBreak/>
         <w:t>9.Conclusion</w:t>
       </w:r>
+      <w:bookmarkEnd w:id="24"/>
       <w:bookmarkEnd w:id="25"/>
-      <w:bookmarkEnd w:id="26"/>
     </w:p>
     <w:p>
       <w:pPr>
@@ -4239,8 +4235,8 @@
           </w14:textOutline>
         </w:rPr>
       </w:pPr>
-      <w:bookmarkStart w:id="27" w:name="_Toc229568089"/>
-      <w:bookmarkStart w:id="28" w:name="_Toc229568111"/>
+      <w:bookmarkStart w:id="26" w:name="_Toc229568089"/>
+      <w:bookmarkStart w:id="27" w:name="_Toc229568111"/>
       <w:r>
         <w:rPr>
           <w:rFonts w:ascii="Times New Roman" w:hAnsi="Times New Roman" w:cs="Times New Roman"/>
@@ -4260,8 +4256,8 @@
         <w:lastRenderedPageBreak/>
         <w:t>10.Reference</w:t>
       </w:r>
+      <w:bookmarkEnd w:id="26"/>
       <w:bookmarkEnd w:id="27"/>
-      <w:bookmarkEnd w:id="28"/>
     </w:p>
     <w:p>
       <w:pPr>
@@ -6962,6 +6958,7 @@
   </w:compat>
   <w:rsids>
     <w:rsidRoot w:val="00CD5455"/>
+    <w:rsid w:val="000B3A38"/>
     <w:rsid w:val="002610EB"/>
     <w:rsid w:val="00581C3B"/>
     <w:rsid w:val="008755C3"/>
@@ -7744,7 +7741,7 @@
 </file>
 
 <file path=customXml/itemProps1.xml><?xml version="1.0" encoding="utf-8"?>
-<ds:datastoreItem xmlns:ds="http://schemas.openxmlformats.org/officeDocument/2006/customXml" ds:itemID="{CC1E0F1E-5FCC-49CC-AEA5-9B9526B64A50}">
+<ds:datastoreItem xmlns:ds="http://schemas.openxmlformats.org/officeDocument/2006/customXml" ds:itemID="{AA5A3A29-1F5B-44D1-9EF0-F152C7FF55DE}">
   <ds:schemaRefs>
     <ds:schemaRef ds:uri="http://schemas.openxmlformats.org/officeDocument/2006/bibliography"/>
   </ds:schemaRefs>

--- a/Doucmention.docx
+++ b/Doucmention.docx
@@ -1,6 +1,6 @@
 
 <file path=word/document.xml><?xml version="1.0" encoding="utf-8"?>
-<w:document xmlns:wpc="http://schemas.microsoft.com/office/word/2010/wordprocessingCanvas" xmlns:cx="http://schemas.microsoft.com/office/drawing/2014/chartex" xmlns:cx1="http://schemas.microsoft.com/office/drawing/2015/9/8/chartex" xmlns:cx2="http://schemas.microsoft.com/office/drawing/2015/10/21/chartex" xmlns:cx3="http://schemas.microsoft.com/office/drawing/2016/5/9/chartex" xmlns:cx4="http://schemas.microsoft.com/office/drawing/2016/5/10/chartex" xmlns:cx5="http://schemas.microsoft.com/office/drawing/2016/5/11/chartex" xmlns:cx6="http://schemas.microsoft.com/office/drawing/2016/5/12/chartex" xmlns:cx7="http://schemas.microsoft.com/office/drawing/2016/5/13/chartex" xmlns:cx8="http://schemas.microsoft.com/office/drawing/2016/5/14/chartex" xmlns:mc="http://schemas.openxmlformats.org/markup-compatibility/2006" xmlns:aink="http://schemas.microsoft.com/office/drawing/2016/ink" xmlns:am3d="http://schemas.microsoft.com/office/drawing/2017/model3d" xmlns:o="urn:schemas-microsoft-com:office:office" xmlns:r="http://schemas.openxmlformats.org/officeDocument/2006/relationships" xmlns:m="http://schemas.openxmlformats.org/officeDocument/2006/math" xmlns:v="urn:schemas-microsoft-com:vml" xmlns:wp14="http://schemas.microsoft.com/office/word/2010/wordprocessingDrawing" xmlns:wp="http://schemas.openxmlformats.org/drawingml/2006/wordprocessingDrawing" xmlns:w10="urn:schemas-microsoft-com:office:word" xmlns:w="http://schemas.openxmlformats.org/wordprocessingml/2006/main" xmlns:w14="http://schemas.microsoft.com/office/word/2010/wordml" xmlns:w15="http://schemas.microsoft.com/office/word/2012/wordml" xmlns:w16cid="http://schemas.microsoft.com/office/word/2016/wordml/cid" xmlns:w16se="http://schemas.microsoft.com/office/word/2015/wordml/symex" xmlns:wpg="http://schemas.microsoft.com/office/word/2010/wordprocessingGroup" xmlns:wpi="http://schemas.microsoft.com/office/word/2010/wordprocessingInk" xmlns:wne="http://schemas.microsoft.com/office/word/2006/wordml" xmlns:wps="http://schemas.microsoft.com/office/word/2010/wordprocessingShape" mc:Ignorable="w14 w15 w16se w16cid wp14">
+<w:document xmlns:wpc="http://schemas.microsoft.com/office/word/2010/wordprocessingCanvas" xmlns:cx="http://schemas.microsoft.com/office/drawing/2014/chartex" xmlns:cx1="http://schemas.microsoft.com/office/drawing/2015/9/8/chartex" xmlns:cx2="http://schemas.microsoft.com/office/drawing/2015/10/21/chartex" xmlns:cx3="http://schemas.microsoft.com/office/drawing/2016/5/9/chartex" xmlns:cx4="http://schemas.microsoft.com/office/drawing/2016/5/10/chartex" xmlns:cx5="http://schemas.microsoft.com/office/drawing/2016/5/11/chartex" xmlns:cx6="http://schemas.microsoft.com/office/drawing/2016/5/12/chartex" xmlns:cx7="http://schemas.microsoft.com/office/drawing/2016/5/13/chartex" xmlns:cx8="http://schemas.microsoft.com/office/drawing/2016/5/14/chartex" xmlns:mc="http://schemas.openxmlformats.org/markup-compatibility/2006" xmlns:aink="http://schemas.microsoft.com/office/drawing/2016/ink" xmlns:am3d="http://schemas.microsoft.com/office/drawing/2017/model3d" xmlns:o="urn:schemas-microsoft-com:office:office" xmlns:oel="http://schemas.microsoft.com/office/2019/extlst" xmlns:r="http://schemas.openxmlformats.org/officeDocument/2006/relationships" xmlns:m="http://schemas.openxmlformats.org/officeDocument/2006/math" xmlns:v="urn:schemas-microsoft-com:vml" xmlns:wp14="http://schemas.microsoft.com/office/word/2010/wordprocessingDrawing" xmlns:wp="http://schemas.openxmlformats.org/drawingml/2006/wordprocessingDrawing" xmlns:w10="urn:schemas-microsoft-com:office:word" xmlns:w="http://schemas.openxmlformats.org/wordprocessingml/2006/main" xmlns:w14="http://schemas.microsoft.com/office/word/2010/wordml" xmlns:w15="http://schemas.microsoft.com/office/word/2012/wordml" xmlns:w16cex="http://schemas.microsoft.com/office/word/2018/wordml/cex" xmlns:w16cid="http://schemas.microsoft.com/office/word/2016/wordml/cid" xmlns:w16="http://schemas.microsoft.com/office/word/2018/wordml" xmlns:w16du="http://schemas.microsoft.com/office/word/2023/wordml/word16du" xmlns:w16sdtdh="http://schemas.microsoft.com/office/word/2020/wordml/sdtdatahash" xmlns:w16sdtfl="http://schemas.microsoft.com/office/word/2024/wordml/sdtformatlock" xmlns:w16se="http://schemas.microsoft.com/office/word/2015/wordml/symex" xmlns:wpg="http://schemas.microsoft.com/office/word/2010/wordprocessingGroup" xmlns:wpi="http://schemas.microsoft.com/office/word/2010/wordprocessingInk" xmlns:wne="http://schemas.microsoft.com/office/word/2006/wordml" xmlns:wps="http://schemas.microsoft.com/office/word/2010/wordprocessingShape" mc:Ignorable="w14 w15 w16se w16cid w16 w16cex w16sdtdh w16sdtfl w16du wp14">
   <w:body>
     <w:p>
       <w:pPr>
@@ -100,7 +100,6 @@
           <w:szCs w:val="28"/>
         </w:rPr>
       </w:pPr>
-      <w:proofErr w:type="spellStart"/>
       <w:r>
         <w:rPr>
           <w:rFonts w:cs="Times New Roman"/>
@@ -109,18 +108,7 @@
           <w:sz w:val="28"/>
           <w:szCs w:val="28"/>
         </w:rPr>
-        <w:t>Simalchaur</w:t>
-      </w:r>
-      <w:proofErr w:type="spellEnd"/>
-      <w:r>
-        <w:rPr>
-          <w:rFonts w:cs="Times New Roman"/>
-          <w:b/>
-          <w:bCs/>
-          <w:sz w:val="28"/>
-          <w:szCs w:val="28"/>
-        </w:rPr>
-        <w:t>, Pokhara</w:t>
+        <w:t>Simalchaur, Pokhara</w:t>
       </w:r>
       <w:r>
         <w:rPr>
@@ -214,7 +202,6 @@
           <w:dataBinding w:prefixMappings="xmlns:ns0='http://purl.org/dc/elements/1.1/' xmlns:ns1='http://schemas.openxmlformats.org/package/2006/metadata/core-properties' " w:xpath="/ns1:coreProperties[1]/ns0:title[1]" w:storeItemID="{6C3C8BC8-F283-45AE-878A-BAB7291924A1}"/>
           <w:text/>
         </w:sdtPr>
-        <w:sdtEndPr/>
         <w:sdtContent>
           <w:r>
             <w:rPr>
@@ -647,7 +634,6 @@
             <w:dataBinding w:prefixMappings="xmlns:ns0='http://purl.org/dc/elements/1.1/' xmlns:ns1='http://schemas.openxmlformats.org/package/2006/metadata/core-properties' " w:xpath="/ns1:coreProperties[1]/ns0:creator[1]" w:storeItemID="{6C3C8BC8-F283-45AE-878A-BAB7291924A1}"/>
             <w:text/>
           </w:sdtPr>
-          <w:sdtEndPr/>
           <w:sdtContent>
             <w:tc>
               <w:tcPr>
@@ -666,7 +652,19 @@
                   <w:rPr>
                     <w:rFonts w:cs="Times New Roman"/>
                   </w:rPr>
-                  <w:t>Anish giri</w:t>
+                  <w:t xml:space="preserve">Anish </w:t>
+                </w:r>
+                <w:r>
+                  <w:rPr>
+                    <w:rFonts w:cs="Times New Roman"/>
+                  </w:rPr>
+                  <w:t>G</w:t>
+                </w:r>
+                <w:r>
+                  <w:rPr>
+                    <w:rFonts w:cs="Times New Roman"/>
+                  </w:rPr>
+                  <w:t>iri</w:t>
                 </w:r>
               </w:p>
             </w:tc>
@@ -764,13 +762,13 @@
               <w:rPr>
                 <w:rFonts w:cs="Times New Roman"/>
               </w:rPr>
-              <w:t>Ankit Sharma</w:t>
+              <w:t>Ankit S</w:t>
             </w:r>
             <w:r>
               <w:rPr>
                 <w:rFonts w:cs="Times New Roman"/>
               </w:rPr>
-              <w:t xml:space="preserve"> </w:t>
+              <w:t>. Paudel</w:t>
             </w:r>
           </w:p>
         </w:tc>
@@ -869,21 +867,12 @@
                 <w:bCs/>
               </w:rPr>
             </w:pPr>
-            <w:proofErr w:type="spellStart"/>
             <w:r>
               <w:rPr>
                 <w:rFonts w:cs="Times New Roman"/>
                 <w:bCs/>
               </w:rPr>
-              <w:t>Khagaraj</w:t>
-            </w:r>
-            <w:proofErr w:type="spellEnd"/>
-            <w:r>
-              <w:rPr>
-                <w:rFonts w:cs="Times New Roman"/>
-                <w:bCs/>
-              </w:rPr>
-              <w:t xml:space="preserve"> Poudel</w:t>
+              <w:t>Khagaraj Poudel</w:t>
             </w:r>
           </w:p>
         </w:tc>
@@ -1032,7 +1021,7 @@
           <w:noProof/>
           <w:szCs w:val="24"/>
         </w:rPr>
-        <w:t>14/05/2026</w:t>
+        <w:t>24/06/2026</w:t>
       </w:r>
       <w:r>
         <w:rPr>
@@ -3125,8 +3114,6 @@
           </w14:textOutline>
         </w:rPr>
       </w:pPr>
-      <w:bookmarkStart w:id="16" w:name="_GoBack"/>
-      <w:bookmarkEnd w:id="16"/>
       <w:r>
         <w:rPr>
           <w:rFonts w:ascii="Times New Roman" w:hAnsi="Times New Roman" w:cs="Times New Roman"/>
@@ -3376,8 +3363,8 @@
           </w14:textOutline>
         </w:rPr>
       </w:pPr>
-      <w:bookmarkStart w:id="17" w:name="_Toc229568086"/>
-      <w:bookmarkStart w:id="18" w:name="_Toc229568108"/>
+      <w:bookmarkStart w:id="16" w:name="_Toc229568086"/>
+      <w:bookmarkStart w:id="17" w:name="_Toc229568108"/>
       <w:r>
         <w:rPr>
           <w:rFonts w:ascii="Times New Roman" w:hAnsi="Times New Roman" w:cs="Times New Roman"/>
@@ -3397,8 +3384,8 @@
         <w:lastRenderedPageBreak/>
         <w:t>7.System Design</w:t>
       </w:r>
+      <w:bookmarkEnd w:id="16"/>
       <w:bookmarkEnd w:id="17"/>
-      <w:bookmarkEnd w:id="18"/>
     </w:p>
     <w:p>
       <w:pPr>
@@ -3478,7 +3465,7 @@
                 <v:stroke joinstyle="miter"/>
                 <v:path gradientshapeok="t" o:connecttype="rect"/>
               </v:shapetype>
-              <v:shape id="Text Box 10" o:spid="_x0000_s1026" type="#_x0000_t202" style="position:absolute;left:0;text-align:left;margin-left:13.2pt;margin-top:518.75pt;width:367.4pt;height:.05pt;z-index:251665408;visibility:visible;mso-wrap-style:square;mso-wrap-distance-left:9pt;mso-wrap-distance-top:0;mso-wrap-distance-right:9pt;mso-wrap-distance-bottom:0;mso-position-horizontal:absolute;mso-position-horizontal-relative:text;mso-position-vertical:absolute;mso-position-vertical-relative:text;v-text-anchor:top" o:gfxdata="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" stroked="f">
+              <v:shape id="Text Box 10" o:spid="_x0000_s1026" type="#_x0000_t202" style="position:absolute;left:0;text-align:left;margin-left:13.2pt;margin-top:518.75pt;width:367.4pt;height:.05pt;z-index:251665408;visibility:visible;mso-wrap-style:square;mso-wrap-distance-left:9pt;mso-wrap-distance-top:0;mso-wrap-distance-right:9pt;mso-wrap-distance-bottom:0;mso-position-horizontal:absolute;mso-position-horizontal-relative:text;mso-position-vertical:absolute;mso-position-vertical-relative:text;v-text-anchor:top" o:gfxdata="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" stroked="f">
                 <v:textbox style="mso-fit-shape-to-text:t" inset="0,0,0,0">
                   <w:txbxContent>
                     <w:p>
@@ -3585,7 +3572,7 @@
       <w:r>
         <w:t xml:space="preserve">                                                                    </w:t>
       </w:r>
-      <w:bookmarkStart w:id="19" w:name="_Toc229593587"/>
+      <w:bookmarkStart w:id="18" w:name="_Toc229593587"/>
       <w:r>
         <w:t xml:space="preserve">Figure </w:t>
       </w:r>
@@ -3610,7 +3597,7 @@
       <w:r>
         <w:t>:Use case Diagram</w:t>
       </w:r>
-      <w:bookmarkEnd w:id="19"/>
+      <w:bookmarkEnd w:id="18"/>
     </w:p>
     <w:p>
       <w:pPr>
@@ -3682,8 +3669,8 @@
           </w14:textOutline>
         </w:rPr>
       </w:pPr>
-      <w:bookmarkStart w:id="20" w:name="_Toc229568087"/>
-      <w:bookmarkStart w:id="21" w:name="_Toc229568109"/>
+      <w:bookmarkStart w:id="19" w:name="_Toc229568087"/>
+      <w:bookmarkStart w:id="20" w:name="_Toc229568109"/>
       <w:r>
         <w:rPr>
           <w:rFonts w:ascii="Times New Roman" w:hAnsi="Times New Roman" w:cs="Times New Roman"/>
@@ -3703,8 +3690,8 @@
         <w:lastRenderedPageBreak/>
         <w:t>8.Detail Timeline</w:t>
       </w:r>
+      <w:bookmarkEnd w:id="19"/>
       <w:bookmarkEnd w:id="20"/>
-      <w:bookmarkEnd w:id="21"/>
     </w:p>
     <w:p>
       <w:pPr>
@@ -3832,7 +3819,7 @@
                                 <w14:ligatures w14:val="standardContextual"/>
                               </w:rPr>
                             </w:pPr>
-                            <w:bookmarkStart w:id="22" w:name="_Toc229593588"/>
+                            <w:bookmarkStart w:id="21" w:name="_Toc229593588"/>
                             <w:r>
                               <w:t xml:space="preserve">Figure </w:t>
                             </w:r>
@@ -3857,7 +3844,7 @@
                             <w:r>
                               <w:t xml:space="preserve"> : Gantt Chart</w:t>
                             </w:r>
-                            <w:bookmarkEnd w:id="22"/>
+                            <w:bookmarkEnd w:id="21"/>
                           </w:p>
                         </w:txbxContent>
                       </wps:txbx>
@@ -3875,7 +3862,7 @@
           </mc:Choice>
           <mc:Fallback>
             <w:pict>
-              <v:shape w14:anchorId="321CC576" id="Text Box 11" o:spid="_x0000_s1027" type="#_x0000_t202" style="position:absolute;left:0;text-align:left;margin-left:-38.4pt;margin-top:216.2pt;width:497.4pt;height:.05pt;z-index:251667456;visibility:visible;mso-wrap-style:square;mso-wrap-distance-left:9pt;mso-wrap-distance-top:0;mso-wrap-distance-right:9pt;mso-wrap-distance-bottom:0;mso-position-horizontal:absolute;mso-position-horizontal-relative:text;mso-position-vertical:absolute;mso-position-vertical-relative:text;v-text-anchor:top" o:gfxdata="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" stroked="f">
+              <v:shape w14:anchorId="321CC576" id="Text Box 11" o:spid="_x0000_s1027" type="#_x0000_t202" style="position:absolute;left:0;text-align:left;margin-left:-38.4pt;margin-top:216.2pt;width:497.4pt;height:.05pt;z-index:251667456;visibility:visible;mso-wrap-style:square;mso-wrap-distance-left:9pt;mso-wrap-distance-top:0;mso-wrap-distance-right:9pt;mso-wrap-distance-bottom:0;mso-position-horizontal:absolute;mso-position-horizontal-relative:text;mso-position-vertical:absolute;mso-position-vertical-relative:text;v-text-anchor:top" o:gfxdata="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" stroked="f">
                 <v:textbox style="mso-fit-shape-to-text:t" inset="0,0,0,0">
                   <w:txbxContent>
                     <w:p>
@@ -3897,7 +3884,7 @@
                           <w14:ligatures w14:val="standardContextual"/>
                         </w:rPr>
                       </w:pPr>
-                      <w:bookmarkStart w:id="23" w:name="_Toc229593588"/>
+                      <w:bookmarkStart w:id="22" w:name="_Toc229593588"/>
                       <w:r>
                         <w:t xml:space="preserve">Figure </w:t>
                       </w:r>
@@ -3922,7 +3909,7 @@
                       <w:r>
                         <w:t xml:space="preserve"> : Gantt Chart</w:t>
                       </w:r>
-                      <w:bookmarkEnd w:id="23"/>
+                      <w:bookmarkEnd w:id="22"/>
                     </w:p>
                   </w:txbxContent>
                 </v:textbox>
@@ -4362,7 +4349,7 @@
 </file>
 
 <file path=word/endnotes.xml><?xml version="1.0" encoding="utf-8"?>
-<w:endnotes xmlns:wpc="http://schemas.microsoft.com/office/word/2010/wordprocessingCanvas" xmlns:cx="http://schemas.microsoft.com/office/drawing/2014/chartex" xmlns:cx1="http://schemas.microsoft.com/office/drawing/2015/9/8/chartex" xmlns:cx2="http://schemas.microsoft.com/office/drawing/2015/10/21/chartex" xmlns:cx3="http://schemas.microsoft.com/office/drawing/2016/5/9/chartex" xmlns:cx4="http://schemas.microsoft.com/office/drawing/2016/5/10/chartex" xmlns:cx5="http://schemas.microsoft.com/office/drawing/2016/5/11/chartex" xmlns:cx6="http://schemas.microsoft.com/office/drawing/2016/5/12/chartex" xmlns:cx7="http://schemas.microsoft.com/office/drawing/2016/5/13/chartex" xmlns:cx8="http://schemas.microsoft.com/office/drawing/2016/5/14/chartex" xmlns:mc="http://schemas.openxmlformats.org/markup-compatibility/2006" xmlns:aink="http://schemas.microsoft.com/office/drawing/2016/ink" xmlns:am3d="http://schemas.microsoft.com/office/drawing/2017/model3d" xmlns:o="urn:schemas-microsoft-com:office:office" xmlns:r="http://schemas.openxmlformats.org/officeDocument/2006/relationships" xmlns:m="http://schemas.openxmlformats.org/officeDocument/2006/math" xmlns:v="urn:schemas-microsoft-com:vml" xmlns:wp14="http://schemas.microsoft.com/office/word/2010/wordprocessingDrawing" xmlns:wp="http://schemas.openxmlformats.org/drawingml/2006/wordprocessingDrawing" xmlns:w10="urn:schemas-microsoft-com:office:word" xmlns:w="http://schemas.openxmlformats.org/wordprocessingml/2006/main" xmlns:w14="http://schemas.microsoft.com/office/word/2010/wordml" xmlns:w15="http://schemas.microsoft.com/office/word/2012/wordml" xmlns:w16cid="http://schemas.microsoft.com/office/word/2016/wordml/cid" xmlns:w16se="http://schemas.microsoft.com/office/word/2015/wordml/symex" xmlns:wpg="http://schemas.microsoft.com/office/word/2010/wordprocessingGroup" xmlns:wpi="http://schemas.microsoft.com/office/word/2010/wordprocessingInk" xmlns:wne="http://schemas.microsoft.com/office/word/2006/wordml" xmlns:wps="http://schemas.microsoft.com/office/word/2010/wordprocessingShape" mc:Ignorable="w14 w15 w16se w16cid wp14">
+<w:endnotes xmlns:wpc="http://schemas.microsoft.com/office/word/2010/wordprocessingCanvas" xmlns:cx="http://schemas.microsoft.com/office/drawing/2014/chartex" xmlns:cx1="http://schemas.microsoft.com/office/drawing/2015/9/8/chartex" xmlns:cx2="http://schemas.microsoft.com/office/drawing/2015/10/21/chartex" xmlns:cx3="http://schemas.microsoft.com/office/drawing/2016/5/9/chartex" xmlns:cx4="http://schemas.microsoft.com/office/drawing/2016/5/10/chartex" xmlns:cx5="http://schemas.microsoft.com/office/drawing/2016/5/11/chartex" xmlns:cx6="http://schemas.microsoft.com/office/drawing/2016/5/12/chartex" xmlns:cx7="http://schemas.microsoft.com/office/drawing/2016/5/13/chartex" xmlns:cx8="http://schemas.microsoft.com/office/drawing/2016/5/14/chartex" xmlns:mc="http://schemas.openxmlformats.org/markup-compatibility/2006" xmlns:aink="http://schemas.microsoft.com/office/drawing/2016/ink" xmlns:am3d="http://schemas.microsoft.com/office/drawing/2017/model3d" xmlns:o="urn:schemas-microsoft-com:office:office" xmlns:oel="http://schemas.microsoft.com/office/2019/extlst" xmlns:r="http://schemas.openxmlformats.org/officeDocument/2006/relationships" xmlns:m="http://schemas.openxmlformats.org/officeDocument/2006/math" xmlns:v="urn:schemas-microsoft-com:vml" xmlns:wp14="http://schemas.microsoft.com/office/word/2010/wordprocessingDrawing" xmlns:wp="http://schemas.openxmlformats.org/drawingml/2006/wordprocessingDrawing" xmlns:w10="urn:schemas-microsoft-com:office:word" xmlns:w="http://schemas.openxmlformats.org/wordprocessingml/2006/main" xmlns:w14="http://schemas.microsoft.com/office/word/2010/wordml" xmlns:w15="http://schemas.microsoft.com/office/word/2012/wordml" xmlns:w16cex="http://schemas.microsoft.com/office/word/2018/wordml/cex" xmlns:w16cid="http://schemas.microsoft.com/office/word/2016/wordml/cid" xmlns:w16="http://schemas.microsoft.com/office/word/2018/wordml" xmlns:w16du="http://schemas.microsoft.com/office/word/2023/wordml/word16du" xmlns:w16sdtdh="http://schemas.microsoft.com/office/word/2020/wordml/sdtdatahash" xmlns:w16sdtfl="http://schemas.microsoft.com/office/word/2024/wordml/sdtformatlock" xmlns:w16se="http://schemas.microsoft.com/office/word/2015/wordml/symex" xmlns:wpg="http://schemas.microsoft.com/office/word/2010/wordprocessingGroup" xmlns:wpi="http://schemas.microsoft.com/office/word/2010/wordprocessingInk" xmlns:wne="http://schemas.microsoft.com/office/word/2006/wordml" xmlns:wps="http://schemas.microsoft.com/office/word/2010/wordprocessingShape" mc:Ignorable="w14 w15 w16se w16cid w16 w16cex w16sdtdh w16sdtfl w16du wp14">
   <w:endnote w:type="separator" w:id="-1">
     <w:p>
       <w:pPr>
@@ -4387,7 +4374,7 @@
 </file>
 
 <file path=word/footer1.xml><?xml version="1.0" encoding="utf-8"?>
-<w:ftr xmlns:wpc="http://schemas.microsoft.com/office/word/2010/wordprocessingCanvas" xmlns:cx="http://schemas.microsoft.com/office/drawing/2014/chartex" xmlns:cx1="http://schemas.microsoft.com/office/drawing/2015/9/8/chartex" xmlns:cx2="http://schemas.microsoft.com/office/drawing/2015/10/21/chartex" xmlns:cx3="http://schemas.microsoft.com/office/drawing/2016/5/9/chartex" xmlns:cx4="http://schemas.microsoft.com/office/drawing/2016/5/10/chartex" xmlns:cx5="http://schemas.microsoft.com/office/drawing/2016/5/11/chartex" xmlns:cx6="http://schemas.microsoft.com/office/drawing/2016/5/12/chartex" xmlns:cx7="http://schemas.microsoft.com/office/drawing/2016/5/13/chartex" xmlns:cx8="http://schemas.microsoft.com/office/drawing/2016/5/14/chartex" xmlns:mc="http://schemas.openxmlformats.org/markup-compatibility/2006" xmlns:aink="http://schemas.microsoft.com/office/drawing/2016/ink" xmlns:am3d="http://schemas.microsoft.com/office/drawing/2017/model3d" xmlns:o="urn:schemas-microsoft-com:office:office" xmlns:r="http://schemas.openxmlformats.org/officeDocument/2006/relationships" xmlns:m="http://schemas.openxmlformats.org/officeDocument/2006/math" xmlns:v="urn:schemas-microsoft-com:vml" xmlns:wp14="http://schemas.microsoft.com/office/word/2010/wordprocessingDrawing" xmlns:wp="http://schemas.openxmlformats.org/drawingml/2006/wordprocessingDrawing" xmlns:w10="urn:schemas-microsoft-com:office:word" xmlns:w="http://schemas.openxmlformats.org/wordprocessingml/2006/main" xmlns:w14="http://schemas.microsoft.com/office/word/2010/wordml" xmlns:w15="http://schemas.microsoft.com/office/word/2012/wordml" xmlns:w16cid="http://schemas.microsoft.com/office/word/2016/wordml/cid" xmlns:w16se="http://schemas.microsoft.com/office/word/2015/wordml/symex" xmlns:wpg="http://schemas.microsoft.com/office/word/2010/wordprocessingGroup" xmlns:wpi="http://schemas.microsoft.com/office/word/2010/wordprocessingInk" xmlns:wne="http://schemas.microsoft.com/office/word/2006/wordml" xmlns:wps="http://schemas.microsoft.com/office/word/2010/wordprocessingShape" mc:Ignorable="w14 w15 w16se w16cid wp14">
+<w:ftr xmlns:wpc="http://schemas.microsoft.com/office/word/2010/wordprocessingCanvas" xmlns:cx="http://schemas.microsoft.com/office/drawing/2014/chartex" xmlns:cx1="http://schemas.microsoft.com/office/drawing/2015/9/8/chartex" xmlns:cx2="http://schemas.microsoft.com/office/drawing/2015/10/21/chartex" xmlns:cx3="http://schemas.microsoft.com/office/drawing/2016/5/9/chartex" xmlns:cx4="http://schemas.microsoft.com/office/drawing/2016/5/10/chartex" xmlns:cx5="http://schemas.microsoft.com/office/drawing/2016/5/11/chartex" xmlns:cx6="http://schemas.microsoft.com/office/drawing/2016/5/12/chartex" xmlns:cx7="http://schemas.microsoft.com/office/drawing/2016/5/13/chartex" xmlns:cx8="http://schemas.microsoft.com/office/drawing/2016/5/14/chartex" xmlns:mc="http://schemas.openxmlformats.org/markup-compatibility/2006" xmlns:aink="http://schemas.microsoft.com/office/drawing/2016/ink" xmlns:am3d="http://schemas.microsoft.com/office/drawing/2017/model3d" xmlns:o="urn:schemas-microsoft-com:office:office" xmlns:oel="http://schemas.microsoft.com/office/2019/extlst" xmlns:r="http://schemas.openxmlformats.org/officeDocument/2006/relationships" xmlns:m="http://schemas.openxmlformats.org/officeDocument/2006/math" xmlns:v="urn:schemas-microsoft-com:vml" xmlns:wp14="http://schemas.microsoft.com/office/word/2010/wordprocessingDrawing" xmlns:wp="http://schemas.openxmlformats.org/drawingml/2006/wordprocessingDrawing" xmlns:w10="urn:schemas-microsoft-com:office:word" xmlns:w="http://schemas.openxmlformats.org/wordprocessingml/2006/main" xmlns:w14="http://schemas.microsoft.com/office/word/2010/wordml" xmlns:w15="http://schemas.microsoft.com/office/word/2012/wordml" xmlns:w16cex="http://schemas.microsoft.com/office/word/2018/wordml/cex" xmlns:w16cid="http://schemas.microsoft.com/office/word/2016/wordml/cid" xmlns:w16="http://schemas.microsoft.com/office/word/2018/wordml" xmlns:w16du="http://schemas.microsoft.com/office/word/2023/wordml/word16du" xmlns:w16sdtdh="http://schemas.microsoft.com/office/word/2020/wordml/sdtdatahash" xmlns:w16sdtfl="http://schemas.microsoft.com/office/word/2024/wordml/sdtformatlock" xmlns:w16se="http://schemas.microsoft.com/office/word/2015/wordml/symex" xmlns:wpg="http://schemas.microsoft.com/office/word/2010/wordprocessingGroup" xmlns:wpi="http://schemas.microsoft.com/office/word/2010/wordprocessingInk" xmlns:wne="http://schemas.microsoft.com/office/word/2006/wordml" xmlns:wps="http://schemas.microsoft.com/office/word/2010/wordprocessingShape" mc:Ignorable="w14 w15 w16se w16cid w16 w16cex w16sdtdh w16sdtfl w16du wp14">
   <w:sdt>
     <w:sdtPr>
       <w:id w:val="-1268779841"/>
@@ -4440,7 +4427,7 @@
 </file>
 
 <file path=word/footnotes.xml><?xml version="1.0" encoding="utf-8"?>
-<w:footnotes xmlns:wpc="http://schemas.microsoft.com/office/word/2010/wordprocessingCanvas" xmlns:cx="http://schemas.microsoft.com/office/drawing/2014/chartex" xmlns:cx1="http://schemas.microsoft.com/office/drawing/2015/9/8/chartex" xmlns:cx2="http://schemas.microsoft.com/office/drawing/2015/10/21/chartex" xmlns:cx3="http://schemas.microsoft.com/office/drawing/2016/5/9/chartex" xmlns:cx4="http://schemas.microsoft.com/office/drawing/2016/5/10/chartex" xmlns:cx5="http://schemas.microsoft.com/office/drawing/2016/5/11/chartex" xmlns:cx6="http://schemas.microsoft.com/office/drawing/2016/5/12/chartex" xmlns:cx7="http://schemas.microsoft.com/office/drawing/2016/5/13/chartex" xmlns:cx8="http://schemas.microsoft.com/office/drawing/2016/5/14/chartex" xmlns:mc="http://schemas.openxmlformats.org/markup-compatibility/2006" xmlns:aink="http://schemas.microsoft.com/office/drawing/2016/ink" xmlns:am3d="http://schemas.microsoft.com/office/drawing/2017/model3d" xmlns:o="urn:schemas-microsoft-com:office:office" xmlns:r="http://schemas.openxmlformats.org/officeDocument/2006/relationships" xmlns:m="http://schemas.openxmlformats.org/officeDocument/2006/math" xmlns:v="urn:schemas-microsoft-com:vml" xmlns:wp14="http://schemas.microsoft.com/office/word/2010/wordprocessingDrawing" xmlns:wp="http://schemas.openxmlformats.org/drawingml/2006/wordprocessingDrawing" xmlns:w10="urn:schemas-microsoft-com:office:word" xmlns:w="http://schemas.openxmlformats.org/wordprocessingml/2006/main" xmlns:w14="http://schemas.microsoft.com/office/word/2010/wordml" xmlns:w15="http://schemas.microsoft.com/office/word/2012/wordml" xmlns:w16cid="http://schemas.microsoft.com/office/word/2016/wordml/cid" xmlns:w16se="http://schemas.microsoft.com/office/word/2015/wordml/symex" xmlns:wpg="http://schemas.microsoft.com/office/word/2010/wordprocessingGroup" xmlns:wpi="http://schemas.microsoft.com/office/word/2010/wordprocessingInk" xmlns:wne="http://schemas.microsoft.com/office/word/2006/wordml" xmlns:wps="http://schemas.microsoft.com/office/word/2010/wordprocessingShape" mc:Ignorable="w14 w15 w16se w16cid wp14">
+<w:footnotes xmlns:wpc="http://schemas.microsoft.com/office/word/2010/wordprocessingCanvas" xmlns:cx="http://schemas.microsoft.com/office/drawing/2014/chartex" xmlns:cx1="http://schemas.microsoft.com/office/drawing/2015/9/8/chartex" xmlns:cx2="http://schemas.microsoft.com/office/drawing/2015/10/21/chartex" xmlns:cx3="http://schemas.microsoft.com/office/drawing/2016/5/9/chartex" xmlns:cx4="http://schemas.microsoft.com/office/drawing/2016/5/10/chartex" xmlns:cx5="http://schemas.microsoft.com/office/drawing/2016/5/11/chartex" xmlns:cx6="http://schemas.microsoft.com/office/drawing/2016/5/12/chartex" xmlns:cx7="http://schemas.microsoft.com/office/drawing/2016/5/13/chartex" xmlns:cx8="http://schemas.microsoft.com/office/drawing/2016/5/14/chartex" xmlns:mc="http://schemas.openxmlformats.org/markup-compatibility/2006" xmlns:aink="http://schemas.microsoft.com/office/drawing/2016/ink" xmlns:am3d="http://schemas.microsoft.com/office/drawing/2017/model3d" xmlns:o="urn:schemas-microsoft-com:office:office" xmlns:oel="http://schemas.microsoft.com/office/2019/extlst" xmlns:r="http://schemas.openxmlformats.org/officeDocument/2006/relationships" xmlns:m="http://schemas.openxmlformats.org/officeDocument/2006/math" xmlns:v="urn:schemas-microsoft-com:vml" xmlns:wp14="http://schemas.microsoft.com/office/word/2010/wordprocessingDrawing" xmlns:wp="http://schemas.openxmlformats.org/drawingml/2006/wordprocessingDrawing" xmlns:w10="urn:schemas-microsoft-com:office:word" xmlns:w="http://schemas.openxmlformats.org/wordprocessingml/2006/main" xmlns:w14="http://schemas.microsoft.com/office/word/2010/wordml" xmlns:w15="http://schemas.microsoft.com/office/word/2012/wordml" xmlns:w16cex="http://schemas.microsoft.com/office/word/2018/wordml/cex" xmlns:w16cid="http://schemas.microsoft.com/office/word/2016/wordml/cid" xmlns:w16="http://schemas.microsoft.com/office/word/2018/wordml" xmlns:w16du="http://schemas.microsoft.com/office/word/2023/wordml/word16du" xmlns:w16sdtdh="http://schemas.microsoft.com/office/word/2020/wordml/sdtdatahash" xmlns:w16sdtfl="http://schemas.microsoft.com/office/word/2024/wordml/sdtformatlock" xmlns:w16se="http://schemas.microsoft.com/office/word/2015/wordml/symex" xmlns:wpg="http://schemas.microsoft.com/office/word/2010/wordprocessingGroup" xmlns:wpi="http://schemas.microsoft.com/office/word/2010/wordprocessingInk" xmlns:wne="http://schemas.microsoft.com/office/word/2006/wordml" xmlns:wps="http://schemas.microsoft.com/office/word/2010/wordprocessingShape" mc:Ignorable="w14 w15 w16se w16cid w16 w16cex w16sdtdh w16sdtfl w16du wp14">
   <w:footnote w:type="separator" w:id="-1">
     <w:p>
       <w:pPr>
@@ -4465,7 +4452,7 @@
 </file>
 
 <file path=word/header1.xml><?xml version="1.0" encoding="utf-8"?>
-<w:hdr xmlns:wpc="http://schemas.microsoft.com/office/word/2010/wordprocessingCanvas" xmlns:cx="http://schemas.microsoft.com/office/drawing/2014/chartex" xmlns:cx1="http://schemas.microsoft.com/office/drawing/2015/9/8/chartex" xmlns:cx2="http://schemas.microsoft.com/office/drawing/2015/10/21/chartex" xmlns:cx3="http://schemas.microsoft.com/office/drawing/2016/5/9/chartex" xmlns:cx4="http://schemas.microsoft.com/office/drawing/2016/5/10/chartex" xmlns:cx5="http://schemas.microsoft.com/office/drawing/2016/5/11/chartex" xmlns:cx6="http://schemas.microsoft.com/office/drawing/2016/5/12/chartex" xmlns:cx7="http://schemas.microsoft.com/office/drawing/2016/5/13/chartex" xmlns:cx8="http://schemas.microsoft.com/office/drawing/2016/5/14/chartex" xmlns:mc="http://schemas.openxmlformats.org/markup-compatibility/2006" xmlns:aink="http://schemas.microsoft.com/office/drawing/2016/ink" xmlns:am3d="http://schemas.microsoft.com/office/drawing/2017/model3d" xmlns:o="urn:schemas-microsoft-com:office:office" xmlns:r="http://schemas.openxmlformats.org/officeDocument/2006/relationships" xmlns:m="http://schemas.openxmlformats.org/officeDocument/2006/math" xmlns:v="urn:schemas-microsoft-com:vml" xmlns:wp14="http://schemas.microsoft.com/office/word/2010/wordprocessingDrawing" xmlns:wp="http://schemas.openxmlformats.org/drawingml/2006/wordprocessingDrawing" xmlns:w10="urn:schemas-microsoft-com:office:word" xmlns:w="http://schemas.openxmlformats.org/wordprocessingml/2006/main" xmlns:w14="http://schemas.microsoft.com/office/word/2010/wordml" xmlns:w15="http://schemas.microsoft.com/office/word/2012/wordml" xmlns:w16cid="http://schemas.microsoft.com/office/word/2016/wordml/cid" xmlns:w16se="http://schemas.microsoft.com/office/word/2015/wordml/symex" xmlns:wpg="http://schemas.microsoft.com/office/word/2010/wordprocessingGroup" xmlns:wpi="http://schemas.microsoft.com/office/word/2010/wordprocessingInk" xmlns:wne="http://schemas.microsoft.com/office/word/2006/wordml" xmlns:wps="http://schemas.microsoft.com/office/word/2010/wordprocessingShape" mc:Ignorable="w14 w15 w16se w16cid wp14">
+<w:hdr xmlns:wpc="http://schemas.microsoft.com/office/word/2010/wordprocessingCanvas" xmlns:cx="http://schemas.microsoft.com/office/drawing/2014/chartex" xmlns:cx1="http://schemas.microsoft.com/office/drawing/2015/9/8/chartex" xmlns:cx2="http://schemas.microsoft.com/office/drawing/2015/10/21/chartex" xmlns:cx3="http://schemas.microsoft.com/office/drawing/2016/5/9/chartex" xmlns:cx4="http://schemas.microsoft.com/office/drawing/2016/5/10/chartex" xmlns:cx5="http://schemas.microsoft.com/office/drawing/2016/5/11/chartex" xmlns:cx6="http://schemas.microsoft.com/office/drawing/2016/5/12/chartex" xmlns:cx7="http://schemas.microsoft.com/office/drawing/2016/5/13/chartex" xmlns:cx8="http://schemas.microsoft.com/office/drawing/2016/5/14/chartex" xmlns:mc="http://schemas.openxmlformats.org/markup-compatibility/2006" xmlns:aink="http://schemas.microsoft.com/office/drawing/2016/ink" xmlns:am3d="http://schemas.microsoft.com/office/drawing/2017/model3d" xmlns:o="urn:schemas-microsoft-com:office:office" xmlns:oel="http://schemas.microsoft.com/office/2019/extlst" xmlns:r="http://schemas.openxmlformats.org/officeDocument/2006/relationships" xmlns:m="http://schemas.openxmlformats.org/officeDocument/2006/math" xmlns:v="urn:schemas-microsoft-com:vml" xmlns:wp14="http://schemas.microsoft.com/office/word/2010/wordprocessingDrawing" xmlns:wp="http://schemas.openxmlformats.org/drawingml/2006/wordprocessingDrawing" xmlns:w10="urn:schemas-microsoft-com:office:word" xmlns:w="http://schemas.openxmlformats.org/wordprocessingml/2006/main" xmlns:w14="http://schemas.microsoft.com/office/word/2010/wordml" xmlns:w15="http://schemas.microsoft.com/office/word/2012/wordml" xmlns:w16cex="http://schemas.microsoft.com/office/word/2018/wordml/cex" xmlns:w16cid="http://schemas.microsoft.com/office/word/2016/wordml/cid" xmlns:w16="http://schemas.microsoft.com/office/word/2018/wordml" xmlns:w16du="http://schemas.microsoft.com/office/word/2023/wordml/word16du" xmlns:w16sdtdh="http://schemas.microsoft.com/office/word/2020/wordml/sdtdatahash" xmlns:w16sdtfl="http://schemas.microsoft.com/office/word/2024/wordml/sdtformatlock" xmlns:w16se="http://schemas.microsoft.com/office/word/2015/wordml/symex" xmlns:wpg="http://schemas.microsoft.com/office/word/2010/wordprocessingGroup" xmlns:wpi="http://schemas.microsoft.com/office/word/2010/wordprocessingInk" xmlns:wne="http://schemas.microsoft.com/office/word/2006/wordml" xmlns:wps="http://schemas.microsoft.com/office/word/2010/wordprocessingShape" mc:Ignorable="w14 w15 w16se w16cid w16 w16cex w16sdtdh w16sdtfl w16du wp14">
   <w:p>
     <w:pPr>
       <w:pStyle w:val="Header"/>
@@ -4475,7 +4462,7 @@
 </file>
 
 <file path=word/numbering.xml><?xml version="1.0" encoding="utf-8"?>
-<w:numbering xmlns:wpc="http://schemas.microsoft.com/office/word/2010/wordprocessingCanvas" xmlns:cx="http://schemas.microsoft.com/office/drawing/2014/chartex" xmlns:cx1="http://schemas.microsoft.com/office/drawing/2015/9/8/chartex" xmlns:cx2="http://schemas.microsoft.com/office/drawing/2015/10/21/chartex" xmlns:cx3="http://schemas.microsoft.com/office/drawing/2016/5/9/chartex" xmlns:cx4="http://schemas.microsoft.com/office/drawing/2016/5/10/chartex" xmlns:cx5="http://schemas.microsoft.com/office/drawing/2016/5/11/chartex" xmlns:cx6="http://schemas.microsoft.com/office/drawing/2016/5/12/chartex" xmlns:cx7="http://schemas.microsoft.com/office/drawing/2016/5/13/chartex" xmlns:cx8="http://schemas.microsoft.com/office/drawing/2016/5/14/chartex" xmlns:mc="http://schemas.openxmlformats.org/markup-compatibility/2006" xmlns:aink="http://schemas.microsoft.com/office/drawing/2016/ink" xmlns:am3d="http://schemas.microsoft.com/office/drawing/2017/model3d" xmlns:o="urn:schemas-microsoft-com:office:office" xmlns:r="http://schemas.openxmlformats.org/officeDocument/2006/relationships" xmlns:m="http://schemas.openxmlformats.org/officeDocument/2006/math" xmlns:v="urn:schemas-microsoft-com:vml" xmlns:wp14="http://schemas.microsoft.com/office/word/2010/wordprocessingDrawing" xmlns:wp="http://schemas.openxmlformats.org/drawingml/2006/wordprocessingDrawing" xmlns:w10="urn:schemas-microsoft-com:office:word" xmlns:w="http://schemas.openxmlformats.org/wordprocessingml/2006/main" xmlns:w14="http://schemas.microsoft.com/office/word/2010/wordml" xmlns:w15="http://schemas.microsoft.com/office/word/2012/wordml" xmlns:w16cid="http://schemas.microsoft.com/office/word/2016/wordml/cid" xmlns:w16se="http://schemas.microsoft.com/office/word/2015/wordml/symex" xmlns:wpg="http://schemas.microsoft.com/office/word/2010/wordprocessingGroup" xmlns:wpi="http://schemas.microsoft.com/office/word/2010/wordprocessingInk" xmlns:wne="http://schemas.microsoft.com/office/word/2006/wordml" xmlns:wps="http://schemas.microsoft.com/office/word/2010/wordprocessingShape" mc:Ignorable="w14 w15 w16se w16cid wp14">
+<w:numbering xmlns:wpc="http://schemas.microsoft.com/office/word/2010/wordprocessingCanvas" xmlns:cx="http://schemas.microsoft.com/office/drawing/2014/chartex" xmlns:cx1="http://schemas.microsoft.com/office/drawing/2015/9/8/chartex" xmlns:cx2="http://schemas.microsoft.com/office/drawing/2015/10/21/chartex" xmlns:cx3="http://schemas.microsoft.com/office/drawing/2016/5/9/chartex" xmlns:cx4="http://schemas.microsoft.com/office/drawing/2016/5/10/chartex" xmlns:cx5="http://schemas.microsoft.com/office/drawing/2016/5/11/chartex" xmlns:cx6="http://schemas.microsoft.com/office/drawing/2016/5/12/chartex" xmlns:cx7="http://schemas.microsoft.com/office/drawing/2016/5/13/chartex" xmlns:cx8="http://schemas.microsoft.com/office/drawing/2016/5/14/chartex" xmlns:mc="http://schemas.openxmlformats.org/markup-compatibility/2006" xmlns:aink="http://schemas.microsoft.com/office/drawing/2016/ink" xmlns:am3d="http://schemas.microsoft.com/office/drawing/2017/model3d" xmlns:o="urn:schemas-microsoft-com:office:office" xmlns:oel="http://schemas.microsoft.com/office/2019/extlst" xmlns:r="http://schemas.openxmlformats.org/officeDocument/2006/relationships" xmlns:m="http://schemas.openxmlformats.org/officeDocument/2006/math" xmlns:v="urn:schemas-microsoft-com:vml" xmlns:wp14="http://schemas.microsoft.com/office/word/2010/wordprocessingDrawing" xmlns:wp="http://schemas.openxmlformats.org/drawingml/2006/wordprocessingDrawing" xmlns:w10="urn:schemas-microsoft-com:office:word" xmlns:w="http://schemas.openxmlformats.org/wordprocessingml/2006/main" xmlns:w14="http://schemas.microsoft.com/office/word/2010/wordml" xmlns:w15="http://schemas.microsoft.com/office/word/2012/wordml" xmlns:w16cex="http://schemas.microsoft.com/office/word/2018/wordml/cex" xmlns:w16cid="http://schemas.microsoft.com/office/word/2016/wordml/cid" xmlns:w16="http://schemas.microsoft.com/office/word/2018/wordml" xmlns:w16du="http://schemas.microsoft.com/office/word/2023/wordml/word16du" xmlns:w16sdtdh="http://schemas.microsoft.com/office/word/2020/wordml/sdtdatahash" xmlns:w16sdtfl="http://schemas.microsoft.com/office/word/2024/wordml/sdtformatlock" xmlns:w16se="http://schemas.microsoft.com/office/word/2015/wordml/symex" xmlns:wpg="http://schemas.microsoft.com/office/word/2010/wordprocessingGroup" xmlns:wpi="http://schemas.microsoft.com/office/word/2010/wordprocessingInk" xmlns:wne="http://schemas.microsoft.com/office/word/2006/wordml" xmlns:wps="http://schemas.microsoft.com/office/word/2010/wordprocessingShape" mc:Ignorable="w14 w15 w16se w16cid w16 w16cex w16sdtdh w16sdtfl w16du wp14">
   <w:abstractNum w:abstractNumId="0" w15:restartNumberingAfterBreak="0">
     <w:nsid w:val="06A650F8"/>
     <w:multiLevelType w:val="hybridMultilevel"/>
@@ -5196,32 +5183,32 @@
       </w:pPr>
     </w:lvl>
   </w:abstractNum>
-  <w:num w:numId="1">
+  <w:num w:numId="1" w16cid:durableId="1421372245">
     <w:abstractNumId w:val="6"/>
   </w:num>
-  <w:num w:numId="2">
+  <w:num w:numId="2" w16cid:durableId="1878471803">
     <w:abstractNumId w:val="1"/>
   </w:num>
-  <w:num w:numId="3">
+  <w:num w:numId="3" w16cid:durableId="1032922582">
     <w:abstractNumId w:val="0"/>
   </w:num>
-  <w:num w:numId="4">
+  <w:num w:numId="4" w16cid:durableId="459421296">
     <w:abstractNumId w:val="2"/>
   </w:num>
-  <w:num w:numId="5">
+  <w:num w:numId="5" w16cid:durableId="2018919557">
     <w:abstractNumId w:val="3"/>
   </w:num>
-  <w:num w:numId="6">
+  <w:num w:numId="6" w16cid:durableId="2123569967">
     <w:abstractNumId w:val="4"/>
   </w:num>
-  <w:num w:numId="7">
+  <w:num w:numId="7" w16cid:durableId="1895266248">
     <w:abstractNumId w:val="5"/>
   </w:num>
 </w:numbering>
 </file>
 
 <file path=word/styles.xml><?xml version="1.0" encoding="utf-8"?>
-<w:styles xmlns:mc="http://schemas.openxmlformats.org/markup-compatibility/2006" xmlns:r="http://schemas.openxmlformats.org/officeDocument/2006/relationships" xmlns:w="http://schemas.openxmlformats.org/wordprocessingml/2006/main" xmlns:w14="http://schemas.microsoft.com/office/word/2010/wordml" xmlns:w15="http://schemas.microsoft.com/office/word/2012/wordml" xmlns:w16cid="http://schemas.microsoft.com/office/word/2016/wordml/cid" xmlns:w16se="http://schemas.microsoft.com/office/word/2015/wordml/symex" mc:Ignorable="w14 w15 w16se w16cid">
+<w:styles xmlns:mc="http://schemas.openxmlformats.org/markup-compatibility/2006" xmlns:r="http://schemas.openxmlformats.org/officeDocument/2006/relationships" xmlns:w="http://schemas.openxmlformats.org/wordprocessingml/2006/main" xmlns:w14="http://schemas.microsoft.com/office/word/2010/wordml" xmlns:w15="http://schemas.microsoft.com/office/word/2012/wordml" xmlns:w16cex="http://schemas.microsoft.com/office/word/2018/wordml/cex" xmlns:w16cid="http://schemas.microsoft.com/office/word/2016/wordml/cid" xmlns:w16="http://schemas.microsoft.com/office/word/2018/wordml" xmlns:w16du="http://schemas.microsoft.com/office/word/2023/wordml/word16du" xmlns:w16sdtdh="http://schemas.microsoft.com/office/word/2020/wordml/sdtdatahash" xmlns:w16sdtfl="http://schemas.microsoft.com/office/word/2024/wordml/sdtformatlock" xmlns:w16se="http://schemas.microsoft.com/office/word/2015/wordml/symex" mc:Ignorable="w14 w15 w16se w16cid w16 w16cex w16sdtdh w16sdtfl w16du">
   <w:docDefaults>
     <w:rPrDefault>
       <w:rPr>
@@ -5237,7 +5224,7 @@
       </w:pPr>
     </w:pPrDefault>
   </w:docDefaults>
-  <w:latentStyles w:defLockedState="0" w:defUIPriority="99" w:defSemiHidden="0" w:defUnhideWhenUsed="0" w:defQFormat="0" w:count="375">
+  <w:latentStyles w:defLockedState="0" w:defUIPriority="99" w:defSemiHidden="0" w:defUnhideWhenUsed="0" w:defQFormat="0" w:count="376">
     <w:lsdException w:name="Normal" w:uiPriority="0" w:qFormat="1"/>
     <w:lsdException w:name="heading 1" w:uiPriority="9" w:qFormat="1"/>
     <w:lsdException w:name="heading 2" w:semiHidden="1" w:uiPriority="9" w:unhideWhenUsed="1" w:qFormat="1"/>
@@ -5613,6 +5600,7 @@
     <w:lsdException w:name="Smart Hyperlink" w:semiHidden="1" w:unhideWhenUsed="1"/>
     <w:lsdException w:name="Hashtag" w:semiHidden="1" w:unhideWhenUsed="1"/>
     <w:lsdException w:name="Unresolved Mention" w:semiHidden="1" w:unhideWhenUsed="1"/>
+    <w:lsdException w:name="Smart Link" w:semiHidden="1" w:unhideWhenUsed="1"/>
   </w:latentStyles>
   <w:style w:type="paragraph" w:default="1" w:styleId="Normal">
     <w:name w:val="Normal"/>
@@ -6193,6 +6181,7 @@
     </c:plotArea>
     <c:plotVisOnly val="1"/>
     <c:dispBlanksAs val="gap"/>
+    <c:showDLblsOverMax val="0"/>
     <c:extLst>
       <c:ext xmlns:c16r3="http://schemas.microsoft.com/office/drawing/2017/03/chart" uri="{56B9EC1D-385E-4148-901F-78D8002777C0}">
         <c16r3:dataDisplayOptions16>
@@ -6200,7 +6189,6 @@
         </c16r3:dataDisplayOptions16>
       </c:ext>
     </c:extLst>
-    <c:showDLblsOverMax val="0"/>
   </c:chart>
   <c:spPr>
     <a:solidFill>
@@ -6824,7 +6812,7 @@
 </file>
 
 <file path=word/glossary/document.xml><?xml version="1.0" encoding="utf-8"?>
-<w:glossaryDocument xmlns:wpc="http://schemas.microsoft.com/office/word/2010/wordprocessingCanvas" xmlns:cx="http://schemas.microsoft.com/office/drawing/2014/chartex" xmlns:cx1="http://schemas.microsoft.com/office/drawing/2015/9/8/chartex" xmlns:cx2="http://schemas.microsoft.com/office/drawing/2015/10/21/chartex" xmlns:cx3="http://schemas.microsoft.com/office/drawing/2016/5/9/chartex" xmlns:cx4="http://schemas.microsoft.com/office/drawing/2016/5/10/chartex" xmlns:cx5="http://schemas.microsoft.com/office/drawing/2016/5/11/chartex" xmlns:cx6="http://schemas.microsoft.com/office/drawing/2016/5/12/chartex" xmlns:cx7="http://schemas.microsoft.com/office/drawing/2016/5/13/chartex" xmlns:cx8="http://schemas.microsoft.com/office/drawing/2016/5/14/chartex" xmlns:mc="http://schemas.openxmlformats.org/markup-compatibility/2006" xmlns:aink="http://schemas.microsoft.com/office/drawing/2016/ink" xmlns:am3d="http://schemas.microsoft.com/office/drawing/2017/model3d" xmlns:o="urn:schemas-microsoft-com:office:office" xmlns:r="http://schemas.openxmlformats.org/officeDocument/2006/relationships" xmlns:m="http://schemas.openxmlformats.org/officeDocument/2006/math" xmlns:v="urn:schemas-microsoft-com:vml" xmlns:wp14="http://schemas.microsoft.com/office/word/2010/wordprocessingDrawing" xmlns:wp="http://schemas.openxmlformats.org/drawingml/2006/wordprocessingDrawing" xmlns:w10="urn:schemas-microsoft-com:office:word" xmlns:w="http://schemas.openxmlformats.org/wordprocessingml/2006/main" xmlns:w14="http://schemas.microsoft.com/office/word/2010/wordml" xmlns:w15="http://schemas.microsoft.com/office/word/2012/wordml" xmlns:w16cid="http://schemas.microsoft.com/office/word/2016/wordml/cid" xmlns:w16se="http://schemas.microsoft.com/office/word/2015/wordml/symex" xmlns:wpg="http://schemas.microsoft.com/office/word/2010/wordprocessingGroup" xmlns:wpi="http://schemas.microsoft.com/office/word/2010/wordprocessingInk" xmlns:wne="http://schemas.microsoft.com/office/word/2006/wordml" xmlns:wps="http://schemas.microsoft.com/office/word/2010/wordprocessingShape" mc:Ignorable="w14 w15 w16se w16cid wp14">
+<w:glossaryDocument xmlns:wpc="http://schemas.microsoft.com/office/word/2010/wordprocessingCanvas" xmlns:cx="http://schemas.microsoft.com/office/drawing/2014/chartex" xmlns:cx1="http://schemas.microsoft.com/office/drawing/2015/9/8/chartex" xmlns:cx2="http://schemas.microsoft.com/office/drawing/2015/10/21/chartex" xmlns:cx3="http://schemas.microsoft.com/office/drawing/2016/5/9/chartex" xmlns:cx4="http://schemas.microsoft.com/office/drawing/2016/5/10/chartex" xmlns:cx5="http://schemas.microsoft.com/office/drawing/2016/5/11/chartex" xmlns:cx6="http://schemas.microsoft.com/office/drawing/2016/5/12/chartex" xmlns:cx7="http://schemas.microsoft.com/office/drawing/2016/5/13/chartex" xmlns:cx8="http://schemas.microsoft.com/office/drawing/2016/5/14/chartex" xmlns:mc="http://schemas.openxmlformats.org/markup-compatibility/2006" xmlns:aink="http://schemas.microsoft.com/office/drawing/2016/ink" xmlns:am3d="http://schemas.microsoft.com/office/drawing/2017/model3d" xmlns:o="urn:schemas-microsoft-com:office:office" xmlns:oel="http://schemas.microsoft.com/office/2019/extlst" xmlns:r="http://schemas.openxmlformats.org/officeDocument/2006/relationships" xmlns:m="http://schemas.openxmlformats.org/officeDocument/2006/math" xmlns:v="urn:schemas-microsoft-com:vml" xmlns:wp14="http://schemas.microsoft.com/office/word/2010/wordprocessingDrawing" xmlns:wp="http://schemas.openxmlformats.org/drawingml/2006/wordprocessingDrawing" xmlns:w10="urn:schemas-microsoft-com:office:word" xmlns:w="http://schemas.openxmlformats.org/wordprocessingml/2006/main" xmlns:w14="http://schemas.microsoft.com/office/word/2010/wordml" xmlns:w15="http://schemas.microsoft.com/office/word/2012/wordml" xmlns:w16cex="http://schemas.microsoft.com/office/word/2018/wordml/cex" xmlns:w16cid="http://schemas.microsoft.com/office/word/2016/wordml/cid" xmlns:w16="http://schemas.microsoft.com/office/word/2018/wordml" xmlns:w16du="http://schemas.microsoft.com/office/word/2023/wordml/word16du" xmlns:w16sdtdh="http://schemas.microsoft.com/office/word/2020/wordml/sdtdatahash" xmlns:w16sdtfl="http://schemas.microsoft.com/office/word/2024/wordml/sdtformatlock" xmlns:w16se="http://schemas.microsoft.com/office/word/2015/wordml/symex" xmlns:wpg="http://schemas.microsoft.com/office/word/2010/wordprocessingGroup" xmlns:wpi="http://schemas.microsoft.com/office/word/2010/wordprocessingInk" xmlns:wne="http://schemas.microsoft.com/office/word/2006/wordml" xmlns:wps="http://schemas.microsoft.com/office/word/2010/wordprocessingShape" mc:Ignorable="w14 w15 w16se w16cid w16 w16cex w16sdtdh w16sdtfl w16du wp14">
   <w:docParts>
     <w:docPart>
       <w:docPartPr>
@@ -6889,7 +6877,7 @@
 </file>
 
 <file path=word/glossary/fontTable.xml><?xml version="1.0" encoding="utf-8"?>
-<w:fonts xmlns:mc="http://schemas.openxmlformats.org/markup-compatibility/2006" xmlns:r="http://schemas.openxmlformats.org/officeDocument/2006/relationships" xmlns:w="http://schemas.openxmlformats.org/wordprocessingml/2006/main" xmlns:w14="http://schemas.microsoft.com/office/word/2010/wordml" xmlns:w15="http://schemas.microsoft.com/office/word/2012/wordml" xmlns:w16cid="http://schemas.microsoft.com/office/word/2016/wordml/cid" xmlns:w16se="http://schemas.microsoft.com/office/word/2015/wordml/symex" mc:Ignorable="w14 w15 w16se w16cid">
+<w:fonts xmlns:mc="http://schemas.openxmlformats.org/markup-compatibility/2006" xmlns:r="http://schemas.openxmlformats.org/officeDocument/2006/relationships" xmlns:w="http://schemas.openxmlformats.org/wordprocessingml/2006/main" xmlns:w14="http://schemas.microsoft.com/office/word/2010/wordml" xmlns:w15="http://schemas.microsoft.com/office/word/2012/wordml" xmlns:w16cex="http://schemas.microsoft.com/office/word/2018/wordml/cex" xmlns:w16cid="http://schemas.microsoft.com/office/word/2016/wordml/cid" xmlns:w16="http://schemas.microsoft.com/office/word/2018/wordml" xmlns:w16du="http://schemas.microsoft.com/office/word/2023/wordml/word16du" xmlns:w16sdtdh="http://schemas.microsoft.com/office/word/2020/wordml/sdtdatahash" xmlns:w16sdtfl="http://schemas.microsoft.com/office/word/2024/wordml/sdtformatlock" xmlns:w16se="http://schemas.microsoft.com/office/word/2015/wordml/symex" mc:Ignorable="w14 w15 w16se w16cid w16 w16cex w16sdtdh w16sdtfl w16du">
   <w:font w:name="Symbol">
     <w:panose1 w:val="05050102010706020507"/>
     <w:charset w:val="02"/>
@@ -6923,14 +6911,14 @@
     <w:charset w:val="00"/>
     <w:family w:val="swiss"/>
     <w:pitch w:val="variable"/>
-    <w:sig w:usb0="E4002EFF" w:usb1="C200247B" w:usb2="00000009" w:usb3="00000000" w:csb0="000001FF" w:csb1="00000000"/>
+    <w:sig w:usb0="E4002EFF" w:usb1="C000247B" w:usb2="00000009" w:usb3="00000000" w:csb0="000001FF" w:csb1="00000000"/>
   </w:font>
   <w:font w:name="Calibri Light">
     <w:panose1 w:val="020F0302020204030204"/>
     <w:charset w:val="00"/>
     <w:family w:val="swiss"/>
     <w:pitch w:val="variable"/>
-    <w:sig w:usb0="E4002EFF" w:usb1="C200247B" w:usb2="00000009" w:usb3="00000000" w:csb0="000001FF" w:csb1="00000000"/>
+    <w:sig w:usb0="E4002EFF" w:usb1="C000247B" w:usb2="00000009" w:usb3="00000000" w:csb0="000001FF" w:csb1="00000000"/>
   </w:font>
   <w:font w:name="Arial">
     <w:panose1 w:val="020B0604020202020204"/>
@@ -6943,7 +6931,7 @@
 </file>
 
 <file path=word/glossary/settings.xml><?xml version="1.0" encoding="utf-8"?>
-<w:settings xmlns:mc="http://schemas.openxmlformats.org/markup-compatibility/2006" xmlns:o="urn:schemas-microsoft-com:office:office" xmlns:r="http://schemas.openxmlformats.org/officeDocument/2006/relationships" xmlns:m="http://schemas.openxmlformats.org/officeDocument/2006/math" xmlns:v="urn:schemas-microsoft-com:vml" xmlns:w10="urn:schemas-microsoft-com:office:word" xmlns:w="http://schemas.openxmlformats.org/wordprocessingml/2006/main" xmlns:w14="http://schemas.microsoft.com/office/word/2010/wordml" xmlns:w15="http://schemas.microsoft.com/office/word/2012/wordml" xmlns:w16cid="http://schemas.microsoft.com/office/word/2016/wordml/cid" xmlns:w16se="http://schemas.microsoft.com/office/word/2015/wordml/symex" xmlns:sl="http://schemas.openxmlformats.org/schemaLibrary/2006/main" mc:Ignorable="w14 w15 w16se w16cid">
+<w:settings xmlns:mc="http://schemas.openxmlformats.org/markup-compatibility/2006" xmlns:o="urn:schemas-microsoft-com:office:office" xmlns:r="http://schemas.openxmlformats.org/officeDocument/2006/relationships" xmlns:m="http://schemas.openxmlformats.org/officeDocument/2006/math" xmlns:v="urn:schemas-microsoft-com:vml" xmlns:w10="urn:schemas-microsoft-com:office:word" xmlns:w="http://schemas.openxmlformats.org/wordprocessingml/2006/main" xmlns:w14="http://schemas.microsoft.com/office/word/2010/wordml" xmlns:w15="http://schemas.microsoft.com/office/word/2012/wordml" xmlns:w16cex="http://schemas.microsoft.com/office/word/2018/wordml/cex" xmlns:w16cid="http://schemas.microsoft.com/office/word/2016/wordml/cid" xmlns:w16="http://schemas.microsoft.com/office/word/2018/wordml" xmlns:w16du="http://schemas.microsoft.com/office/word/2023/wordml/word16du" xmlns:w16sdtdh="http://schemas.microsoft.com/office/word/2020/wordml/sdtdatahash" xmlns:w16sdtfl="http://schemas.microsoft.com/office/word/2024/wordml/sdtformatlock" xmlns:w16se="http://schemas.microsoft.com/office/word/2015/wordml/symex" xmlns:sl="http://schemas.openxmlformats.org/schemaLibrary/2006/main" mc:Ignorable="w14 w15 w16se w16cid w16 w16cex w16sdtdh w16sdtfl w16du">
   <w:view w:val="normal"/>
   <w:defaultTabStop w:val="720"/>
   <w:characterSpacingControl w:val="doNotCompress"/>
@@ -6959,7 +6947,9 @@
   <w:rsids>
     <w:rsidRoot w:val="00CD5455"/>
     <w:rsid w:val="000B3A38"/>
+    <w:rsid w:val="00165CE7"/>
     <w:rsid w:val="002610EB"/>
+    <w:rsid w:val="00506DDA"/>
     <w:rsid w:val="00581C3B"/>
     <w:rsid w:val="008755C3"/>
     <w:rsid w:val="00893F10"/>
@@ -6989,7 +6979,7 @@
 </file>
 
 <file path=word/glossary/styles.xml><?xml version="1.0" encoding="utf-8"?>
-<w:styles xmlns:mc="http://schemas.openxmlformats.org/markup-compatibility/2006" xmlns:r="http://schemas.openxmlformats.org/officeDocument/2006/relationships" xmlns:w="http://schemas.openxmlformats.org/wordprocessingml/2006/main" xmlns:w14="http://schemas.microsoft.com/office/word/2010/wordml" xmlns:w15="http://schemas.microsoft.com/office/word/2012/wordml" xmlns:w16cid="http://schemas.microsoft.com/office/word/2016/wordml/cid" xmlns:w16se="http://schemas.microsoft.com/office/word/2015/wordml/symex" mc:Ignorable="w14 w15 w16se w16cid">
+<w:styles xmlns:mc="http://schemas.openxmlformats.org/markup-compatibility/2006" xmlns:r="http://schemas.openxmlformats.org/officeDocument/2006/relationships" xmlns:w="http://schemas.openxmlformats.org/wordprocessingml/2006/main" xmlns:w14="http://schemas.microsoft.com/office/word/2010/wordml" xmlns:w15="http://schemas.microsoft.com/office/word/2012/wordml" xmlns:w16cex="http://schemas.microsoft.com/office/word/2018/wordml/cex" xmlns:w16cid="http://schemas.microsoft.com/office/word/2016/wordml/cid" xmlns:w16="http://schemas.microsoft.com/office/word/2018/wordml" xmlns:w16du="http://schemas.microsoft.com/office/word/2023/wordml/word16du" xmlns:w16sdtdh="http://schemas.microsoft.com/office/word/2020/wordml/sdtdatahash" xmlns:w16sdtfl="http://schemas.microsoft.com/office/word/2024/wordml/sdtformatlock" xmlns:w16se="http://schemas.microsoft.com/office/word/2015/wordml/symex" mc:Ignorable="w14 w15 w16se w16cid w16 w16cex w16sdtdh w16sdtfl w16du">
   <w:docDefaults>
     <w:rPrDefault>
       <w:rPr>
@@ -7005,7 +6995,7 @@
       </w:pPr>
     </w:pPrDefault>
   </w:docDefaults>
-  <w:latentStyles w:defLockedState="0" w:defUIPriority="99" w:defSemiHidden="0" w:defUnhideWhenUsed="0" w:defQFormat="0" w:count="375">
+  <w:latentStyles w:defLockedState="0" w:defUIPriority="99" w:defSemiHidden="0" w:defUnhideWhenUsed="0" w:defQFormat="0" w:count="376">
     <w:lsdException w:name="Normal" w:uiPriority="0" w:qFormat="1"/>
     <w:lsdException w:name="heading 1" w:uiPriority="9" w:qFormat="1"/>
     <w:lsdException w:name="heading 2" w:semiHidden="1" w:uiPriority="9" w:unhideWhenUsed="1" w:qFormat="1"/>
@@ -7381,6 +7371,7 @@
     <w:lsdException w:name="Smart Hyperlink" w:semiHidden="1" w:unhideWhenUsed="1"/>
     <w:lsdException w:name="Hashtag" w:semiHidden="1" w:unhideWhenUsed="1"/>
     <w:lsdException w:name="Unresolved Mention" w:semiHidden="1" w:unhideWhenUsed="1"/>
+    <w:lsdException w:name="Smart Link" w:semiHidden="1" w:unhideWhenUsed="1"/>
   </w:latentStyles>
   <w:style w:type="paragraph" w:default="1" w:styleId="Normal">
     <w:name w:val="Normal"/>
@@ -7435,7 +7426,7 @@
 </file>
 
 <file path=word/glossary/webSettings.xml><?xml version="1.0" encoding="utf-8"?>
-<w:webSettings xmlns:mc="http://schemas.openxmlformats.org/markup-compatibility/2006" xmlns:r="http://schemas.openxmlformats.org/officeDocument/2006/relationships" xmlns:w="http://schemas.openxmlformats.org/wordprocessingml/2006/main" xmlns:w14="http://schemas.microsoft.com/office/word/2010/wordml" xmlns:w15="http://schemas.microsoft.com/office/word/2012/wordml" xmlns:w16cid="http://schemas.microsoft.com/office/word/2016/wordml/cid" xmlns:w16se="http://schemas.microsoft.com/office/word/2015/wordml/symex" mc:Ignorable="w14 w15 w16se w16cid">
+<w:webSettings xmlns:mc="http://schemas.openxmlformats.org/markup-compatibility/2006" xmlns:r="http://schemas.openxmlformats.org/officeDocument/2006/relationships" xmlns:w="http://schemas.openxmlformats.org/wordprocessingml/2006/main" xmlns:w14="http://schemas.microsoft.com/office/word/2010/wordml" xmlns:w15="http://schemas.microsoft.com/office/word/2012/wordml" xmlns:w16cex="http://schemas.microsoft.com/office/word/2018/wordml/cex" xmlns:w16cid="http://schemas.microsoft.com/office/word/2016/wordml/cid" xmlns:w16="http://schemas.microsoft.com/office/word/2018/wordml" xmlns:w16du="http://schemas.microsoft.com/office/word/2023/wordml/word16du" xmlns:w16sdtdh="http://schemas.microsoft.com/office/word/2020/wordml/sdtdatahash" xmlns:w16sdtfl="http://schemas.microsoft.com/office/word/2024/wordml/sdtformatlock" xmlns:w16se="http://schemas.microsoft.com/office/word/2015/wordml/symex" mc:Ignorable="w14 w15 w16se w16cid w16 w16cex w16sdtdh w16sdtfl w16du">
   <w:optimizeForBrowser/>
   <w:allowPNG/>
 </w:webSettings>
